--- a/manuscript/Gated_Autocatalysis_Criticality_JCP.docx
+++ b/manuscript/Gated_Autocatalysis_Criticality_JCP.docx
@@ -73,7 +73,7 @@
         <w:jc w:val="both"/>
       </w:pPr>
       <w:r>
-        <w:t>A cure triggered by the melting of an encapsulated catalyst combines a distribution of capsule melting temperatures, autocatalytic kinetics, and exothermic feedback. We derive what can be written in closed form for the lumped model and test each result against the full equations. (i) At constant temperature the gated cure is exactly the isothermal cure on the integrated availability of the catalyst; the delay of a fully activated population is τ_rel[1 − exp(−t/τ_rel)], approaching the release time constant τ_rel only at late conversion. (ii) The isothermal cure time is exact by one quadrature. (iii) For Gaussian capsule melting temperatures of spread σ the storage conversion is (a/b)[exp(b f t_eff) − 1] with open fraction f = Φ(−Δ/σ_eff), which bounds σ to within 3 % of the population equations. (iv) The frozen-conversion thermal balance has an algebraic branch only for Π = ψΘ below Π_c = (1+n)^(1+n)/[e n^n (1+ε)^(1+n)] (1.96 for n = 3/2); integrated thresholds approach it as Θ → 0 and, with Arrhenius kinetics, exceed it by about exp(1/Ar) (within 5 % on the tested grid). (v) In a continuous-flow reactor the steady-state curve has two folds above κ_c = 1.89, but the upper branch can lose stability at a Hopf-type point before its fold; the window of two stable states and its loop area are computed, and finite-rate loops approach it slowly. All parameters are illustrative; no experimental data are used.</w:t>
+        <w:t>A cure triggered by the melting of an encapsulated catalyst combines a distribution of capsule melting temperatures, autocatalytic kinetics, and exothermic feedback. We derive what can be written in closed form for the lumped model and test each result against the full equations. (i) At constant temperature the gated cure is exactly the isothermal cure on the integrated availability of the catalyst; the delay of a fully activated population is τ_rel[1 − exp(−t/τ_rel)], approaching the release time constant τ_rel only at late conversion. (ii) The isothermal cure time is exact by one quadrature. (iii) For Gaussian capsule melting temperatures of spread σ the storage conversion is (a/b)[exp(b f t_eff) − 1] with open fraction f = Φ(−Δ/σ_eff), which bounds σ to within 3 % of the population equations. (iv) The frozen-conversion thermal balance has an algebraic branch only for Π = ψΘ below Π_c = (1+n)^(1+n)/[e n^n (1+ε)^(1+n)] (1.96 for n = 3/2); integrated thresholds approach it as Θ → 0 and, with Arrhenius kinetics, exceed it by about exp(1/Ar) (within 5 % on the tested grid). (v) In a continuous-flow reactor the steady-state curve has two folds above κ_c = 1.89, but the upper branch can lose stability at a Hopf-type point before its fold; the window of two stable states is computed, also on an Arrhenius temperature path, while sweep loops through that point depend on noise and are not shown to converge to its loop area. All parameters are illustrative; no experimental data are used.</w:t>
       </w:r>
     </w:p>
     <w:p>
@@ -143,8 +143,412 @@
         <w:jc w:val="both"/>
       </w:pPr>
       <w:r>
-        <w:t>The illustrative parameter set and the capsule-population picture were introduced in a numerical study by the author [18]: the rate constants and orders of Table 1, the release rate constant, the logistic activation and the mean melting temperature, the adiabatic rise, and the reference integrator come from that study. The analytic results below are new, and the comparisons of that study with first-order controls are not used here. The model is lumped and every parameter is illustrative: nothing is fitted to measurements, and the paper makes no claim about a particular material.</w:t>
-      </w:r>
+        <w:t>The illustrative parameter set and the capsule-population picture were introduced in a numerical study by the author [18]: the rate constants and orders of Table 2, the release rate constant, the logistic activation and the mean melting temperature, the adiabatic rise, and the reference integrator come from that study. The analytic results below are new, and the comparisons of that study with first-order controls are not used here. The model is lumped and every parameter is illustrative: nothing is fitted to measurements, and the paper makes no claim about a particular material.</w:t>
+      </w:r>
+    </w:p>
+    <w:p>
+      <w:pPr>
+        <w:keepNext/>
+        <w:spacing w:line="276" w:lineRule="auto" w:after="200"/>
+      </w:pPr>
+      <w:r>
+        <w:rPr>
+          <w:b/>
+          <w:sz w:val="19"/>
+        </w:rPr>
+        <w:t>Table 1</w:t>
+      </w:r>
+      <w:r>
+        <w:rPr>
+          <w:sz w:val="19"/>
+        </w:rPr>
+        <w:t xml:space="preserve"> Provenance of the results: what follows from established theory and what is specific to this system (to the author's knowledge, in the sources examined).</w:t>
+      </w:r>
+    </w:p>
+    <w:tbl>
+      <w:tblPr>
+        <w:tblStyle w:val="TableGrid"/>
+        <w:tblW w:type="auto" w:w="0"/>
+        <w:jc w:val="center"/>
+        <w:tblLayout w:type="fixed"/>
+        <w:tblLook w:firstColumn="1" w:firstRow="1" w:lastColumn="0" w:lastRow="0" w:noHBand="0" w:noVBand="1" w:val="04A0"/>
+      </w:tblPr>
+      <w:tblGrid>
+        <w:gridCol w:w="2160"/>
+        <w:gridCol w:w="3456"/>
+        <w:gridCol w:w="4176"/>
+      </w:tblGrid>
+      <w:tr>
+        <w:trPr>
+          <w:tblHeader w:val="true"/>
+        </w:trPr>
+        <w:tc>
+          <w:tcPr>
+            <w:tcW w:type="dxa" w:w="2160"/>
+            <w:shd w:val="clear" w:color="auto" w:fill="E7ECF1"/>
+          </w:tcPr>
+          <w:p>
+            <w:pPr>
+              <w:spacing w:line="240" w:lineRule="auto" w:after="20"/>
+            </w:pPr>
+            <w:r/>
+            <w:r>
+              <w:rPr>
+                <w:b/>
+                <w:sz w:val="16"/>
+              </w:rPr>
+              <w:t>Result</w:t>
+            </w:r>
+          </w:p>
+        </w:tc>
+        <w:tc>
+          <w:tcPr>
+            <w:tcW w:type="dxa" w:w="3456"/>
+            <w:shd w:val="clear" w:color="auto" w:fill="E7ECF1"/>
+          </w:tcPr>
+          <w:p>
+            <w:pPr>
+              <w:spacing w:line="240" w:lineRule="auto" w:after="20"/>
+            </w:pPr>
+            <w:r/>
+            <w:r>
+              <w:rPr>
+                <w:b/>
+                <w:sz w:val="16"/>
+              </w:rPr>
+              <w:t>Established antecedent</w:t>
+            </w:r>
+          </w:p>
+        </w:tc>
+        <w:tc>
+          <w:tcPr>
+            <w:tcW w:type="dxa" w:w="4176"/>
+            <w:shd w:val="clear" w:color="auto" w:fill="E7ECF1"/>
+          </w:tcPr>
+          <w:p>
+            <w:pPr>
+              <w:spacing w:line="240" w:lineRule="auto" w:after="20"/>
+            </w:pPr>
+            <w:r/>
+            <w:r>
+              <w:rPr>
+                <w:b/>
+                <w:sz w:val="16"/>
+              </w:rPr>
+              <w:t>Specific to the melt-gated autocatalytic system</w:t>
+            </w:r>
+          </w:p>
+        </w:tc>
+      </w:tr>
+      <w:tr>
+        <w:tc>
+          <w:tcPr>
+            <w:tcW w:type="dxa" w:w="2160"/>
+          </w:tcPr>
+          <w:p>
+            <w:pPr>
+              <w:spacing w:line="240" w:lineRule="auto" w:after="20"/>
+            </w:pPr>
+            <w:r/>
+            <w:r>
+              <w:rPr>
+                <w:sz w:val="16"/>
+              </w:rPr>
+              <w:t>Availability clock and delay (Prop. 1)</w:t>
+            </w:r>
+          </w:p>
+        </w:tc>
+        <w:tc>
+          <w:tcPr>
+            <w:tcW w:type="dxa" w:w="3456"/>
+          </w:tcPr>
+          <w:p>
+            <w:pPr>
+              <w:spacing w:line="240" w:lineRule="auto" w:after="20"/>
+            </w:pPr>
+            <w:r/>
+            <w:r>
+              <w:rPr>
+                <w:sz w:val="16"/>
+              </w:rPr>
+              <w:t>Generalized-time (time-change) identity of separable kinetics [17]</w:t>
+            </w:r>
+          </w:p>
+        </w:tc>
+        <w:tc>
+          <w:tcPr>
+            <w:tcW w:type="dxa" w:w="4176"/>
+          </w:tcPr>
+          <w:p>
+            <w:pPr>
+              <w:spacing w:line="240" w:lineRule="auto" w:after="20"/>
+            </w:pPr>
+            <w:r/>
+            <w:r>
+              <w:rPr>
+                <w:sz w:val="16"/>
+              </w:rPr>
+              <w:t>Identification of the clock with the integrated catalyst availability; the conversion-dependent delay τ</w:t>
+            </w:r>
+            <w:r>
+              <w:rPr>
+                <w:sz w:val="16"/>
+                <w:vertAlign w:val="subscript"/>
+              </w:rPr>
+              <w:t>rel</w:t>
+            </w:r>
+            <w:r>
+              <w:rPr>
+                <w:sz w:val="16"/>
+              </w:rPr>
+              <w:t>[1 − exp(−t/τ</w:t>
+            </w:r>
+            <w:r>
+              <w:rPr>
+                <w:sz w:val="16"/>
+                <w:vertAlign w:val="subscript"/>
+              </w:rPr>
+              <w:t>rel</w:t>
+            </w:r>
+            <w:r>
+              <w:rPr>
+                <w:sz w:val="16"/>
+              </w:rPr>
+              <w:t>)]; the clock for incomplete activation</w:t>
+            </w:r>
+          </w:p>
+        </w:tc>
+      </w:tr>
+      <w:tr>
+        <w:tc>
+          <w:tcPr>
+            <w:tcW w:type="dxa" w:w="2160"/>
+          </w:tcPr>
+          <w:p>
+            <w:pPr>
+              <w:spacing w:line="240" w:lineRule="auto" w:after="20"/>
+            </w:pPr>
+            <w:r/>
+            <w:r>
+              <w:rPr>
+                <w:sz w:val="16"/>
+              </w:rPr>
+              <w:t>Cure time and sharpness (Prop. 2)</w:t>
+            </w:r>
+          </w:p>
+        </w:tc>
+        <w:tc>
+          <w:tcPr>
+            <w:tcW w:type="dxa" w:w="3456"/>
+          </w:tcPr>
+          <w:p>
+            <w:pPr>
+              <w:spacing w:line="240" w:lineRule="auto" w:after="20"/>
+            </w:pPr>
+            <w:r/>
+            <w:r>
+              <w:rPr>
+                <w:sz w:val="16"/>
+              </w:rPr>
+              <w:t>Integrals of the Kamal–Sourour law [4, 5]</w:t>
+            </w:r>
+          </w:p>
+        </w:tc>
+        <w:tc>
+          <w:tcPr>
+            <w:tcW w:type="dxa" w:w="4176"/>
+          </w:tcPr>
+          <w:p>
+            <w:pPr>
+              <w:spacing w:line="240" w:lineRule="auto" w:after="20"/>
+            </w:pPr>
+            <w:r/>
+            <w:r>
+              <w:rPr>
+                <w:sz w:val="16"/>
+              </w:rPr>
+              <w:t>Exact n = 1 sharpness and its logarithmic asymptotic law (an elementary consequence)</w:t>
+            </w:r>
+          </w:p>
+        </w:tc>
+      </w:tr>
+      <w:tr>
+        <w:tc>
+          <w:tcPr>
+            <w:tcW w:type="dxa" w:w="2160"/>
+          </w:tcPr>
+          <w:p>
+            <w:pPr>
+              <w:spacing w:line="240" w:lineRule="auto" w:after="20"/>
+            </w:pPr>
+            <w:r/>
+            <w:r>
+              <w:rPr>
+                <w:sz w:val="16"/>
+              </w:rPr>
+              <w:t>Storage conversion and spread bound (Prop. 3)</w:t>
+            </w:r>
+          </w:p>
+        </w:tc>
+        <w:tc>
+          <w:tcPr>
+            <w:tcW w:type="dxa" w:w="3456"/>
+          </w:tcPr>
+          <w:p>
+            <w:pPr>
+              <w:spacing w:line="240" w:lineRule="auto" w:after="20"/>
+            </w:pPr>
+            <w:r/>
+            <w:r>
+              <w:rPr>
+                <w:sz w:val="16"/>
+              </w:rPr>
+              <w:t>Gaussian tail and probit approximation; linear response with an integrating factor</w:t>
+            </w:r>
+          </w:p>
+        </w:tc>
+        <w:tc>
+          <w:tcPr>
+            <w:tcW w:type="dxa" w:w="4176"/>
+          </w:tcPr>
+          <w:p>
+            <w:pPr>
+              <w:spacing w:line="240" w:lineRule="auto" w:after="20"/>
+            </w:pPr>
+            <w:r/>
+            <w:r>
+              <w:rPr>
+                <w:sz w:val="16"/>
+              </w:rPr>
+              <w:t>Closed-form storage conversion of a capsule population with release lag, and its exact inversion into a bound on the melting-temperature spread</w:t>
+            </w:r>
+          </w:p>
+        </w:tc>
+      </w:tr>
+      <w:tr>
+        <w:tc>
+          <w:tcPr>
+            <w:tcW w:type="dxa" w:w="2160"/>
+          </w:tcPr>
+          <w:p>
+            <w:pPr>
+              <w:spacing w:line="240" w:lineRule="auto" w:after="20"/>
+            </w:pPr>
+            <w:r/>
+            <w:r>
+              <w:rPr>
+                <w:sz w:val="16"/>
+              </w:rPr>
+              <w:t>Critical number (Prop. 4)</w:t>
+            </w:r>
+          </w:p>
+        </w:tc>
+        <w:tc>
+          <w:tcPr>
+            <w:tcW w:type="dxa" w:w="3456"/>
+          </w:tcPr>
+          <w:p>
+            <w:pPr>
+              <w:spacing w:line="240" w:lineRule="auto" w:after="20"/>
+            </w:pPr>
+            <w:r/>
+            <w:r>
+              <w:rPr>
+                <w:sz w:val="16"/>
+              </w:rPr>
+              <w:t>Semenov and Frank-Kamenetskii fold [7, 8]; reactant consumption [9]; induction period [10]</w:t>
+            </w:r>
+          </w:p>
+        </w:tc>
+        <w:tc>
+          <w:tcPr>
+            <w:tcW w:type="dxa" w:w="4176"/>
+          </w:tcPr>
+          <w:p>
+            <w:pPr>
+              <w:spacing w:line="240" w:lineRule="auto" w:after="20"/>
+            </w:pPr>
+            <w:r/>
+            <w:r>
+              <w:rPr>
+                <w:sz w:val="16"/>
+              </w:rPr>
+              <w:t>Closed-form maximum rate of the Kamal–Sourour law with an induction term, hence the finite-ε critical number; the frozen-fold Arrhenius factor; operational thresholds</w:t>
+            </w:r>
+          </w:p>
+        </w:tc>
+      </w:tr>
+      <w:tr>
+        <w:tc>
+          <w:tcPr>
+            <w:tcW w:type="dxa" w:w="2160"/>
+          </w:tcPr>
+          <w:p>
+            <w:pPr>
+              <w:spacing w:line="240" w:lineRule="auto" w:after="20"/>
+            </w:pPr>
+            <w:r/>
+            <w:r>
+              <w:rPr>
+                <w:sz w:val="16"/>
+              </w:rPr>
+              <w:t>Flow reactor (Prop. 5)</w:t>
+            </w:r>
+          </w:p>
+        </w:tc>
+        <w:tc>
+          <w:tcPr>
+            <w:tcW w:type="dxa" w:w="3456"/>
+          </w:tcPr>
+          <w:p>
+            <w:pPr>
+              <w:spacing w:line="240" w:lineRule="auto" w:after="20"/>
+            </w:pPr>
+            <w:r/>
+            <w:r>
+              <w:rPr>
+                <w:sz w:val="16"/>
+              </w:rPr>
+              <w:t>Multiplicity and stability of stirred reactors [11–13]</w:t>
+            </w:r>
+          </w:p>
+        </w:tc>
+        <w:tc>
+          <w:tcPr>
+            <w:tcW w:type="dxa" w:w="4176"/>
+          </w:tcPr>
+          <w:p>
+            <w:pPr>
+              <w:spacing w:line="240" w:lineRule="auto" w:after="20"/>
+            </w:pPr>
+            <w:r/>
+            <w:r>
+              <w:rPr>
+                <w:sz w:val="16"/>
+              </w:rPr>
+              <w:t>Closed-form equilibrium-multiplicity threshold κ</w:t>
+            </w:r>
+            <w:r>
+              <w:rPr>
+                <w:sz w:val="16"/>
+                <w:vertAlign w:val="subscript"/>
+              </w:rPr>
+              <w:t>c</w:t>
+            </w:r>
+            <w:r>
+              <w:rPr>
+                <w:sz w:val="16"/>
+              </w:rPr>
+              <w:t xml:space="preserve"> for this kinetics; Jacobian and Hopf-type stable window; a temperature-path simulation with Arrhenius kinetics</w:t>
+            </w:r>
+          </w:p>
+        </w:tc>
+      </w:tr>
+    </w:tbl>
+    <w:p>
+      <w:pPr>
+        <w:spacing w:after="40"/>
+      </w:pPr>
     </w:p>
     <w:p>
       <w:pPr>
@@ -1527,7 +1931,7 @@
         <w:t>illustrative</w:t>
       </w:r>
       <w:r>
-        <w:t xml:space="preserve"> parameter set of Table 1 is used.</w:t>
+        <w:t xml:space="preserve"> parameter set of Table 2 is used.</w:t>
       </w:r>
     </w:p>
     <w:p>
@@ -1540,7 +1944,7 @@
           <w:b/>
           <w:sz w:val="19"/>
         </w:rPr>
-        <w:t>Table 1</w:t>
+        <w:t>Table 2</w:t>
       </w:r>
       <w:r>
         <w:rPr>
@@ -2859,7 +3263,7 @@
         <w:t>Arrhenius simulations</w:t>
       </w:r>
       <w:r>
-        <w:t xml:space="preserve"> of Sections III D (Table 5) do not use this simplification: both k</w:t>
+        <w:t xml:space="preserve"> of Sections III D (Table 6) do not use this simplification: both k</w:t>
       </w:r>
       <w:r>
         <w:rPr>
@@ -2924,7 +3328,7 @@
         <w:jc w:val="both"/>
       </w:pPr>
       <w:r>
-        <w:t>All numerical results are produced by the released scripts (run_all.py writes results.json; every number in the text is read from it, none is typed by hand), with the reference integrator, solver settings and protocols given in Appendix A. The model code, the closed-form module, the tests, the figure scripts and a first draft of the text were produced with the assistance of Claude Sonnet 5.5 (model identifier claude-sonnet-5-5; Anthropic), used through the Claude Code command-line environment on the author's computer, because the author is an independent researcher without a computational group. The assistant wrote and ran code, drafted derivations and checked algebra; closed forms were verified against independent numerical integration by the test suite (code/test_theory.py) and by the comparisons reported in Section III, and every journal reference was resolved through Crossref. The assistant did not enter or alter any numerical result by hand. The author is responsible for the content.</w:t>
+        <w:t>All numerical results are produced by the released scripts (run_all.py writes results.json; every number in the text is read from it, none is typed by hand), with the reference integrator, solver settings and protocols given in Appendix A. The model code, the closed-form module, the tests, the figure scripts and a first draft of the text were produced with the assistance of Claude Sonnet 5.5 (model identifier claude-sonnet-5-5; Anthropic), used through the Claude Code environment of the Claude desktop application on the author's computer (the model identifier is the one reported by that environment), because the author is an independent researcher without a computational group. The assistant wrote and ran code, drafted derivations and checked algebra; closed forms were verified against independent numerical integration by the test suite (code/test_theory.py) and by the comparisons reported in Section III, and every journal reference was resolved through Crossref. The assistant did not enter or alter any numerical result by hand. The author is responsible for the content.</w:t>
       </w:r>
     </w:p>
     <w:p>
@@ -3882,7 +4286,7 @@
         <w:t>rel</w:t>
       </w:r>
       <w:r>
-        <w:t xml:space="preserve"> = 0.63), 5.12 min at α = 0.01, and 5.94, 6.02 and 6.02 min at α = 0.1, 0.5 and 0.9 (Table 2); the constant shift is a good description for α ≳ 0.1 at this temperature and fails at early conversion. Independent adaptive integration of the gate and cure equations reproduces Eq. (6) to the integration tolerance in every row, and integrating the full model with the reference RK4 integrator at 125, 140 and 155 °C and α = 0.1, 0.5, 0.9 reproduces the gated times of Eq. (5) to a relative error of at most 7.7e-07.</w:t>
+        <w:t xml:space="preserve"> = 0.63), 5.12 min at α = 0.01, and 5.94, 6.02 and 6.02 min at α = 0.1, 0.5 and 0.9 (Table 3); the constant shift is a good description for α ≳ 0.1 at this temperature and fails at early conversion. Independent adaptive integration of the gate and cure equations reproduces Eq. (6) to the integration tolerance in every row, and integrating the full model with the reference RK4 integrator at 125, 140 and 155 °C and α = 0.1, 0.5, 0.9 reproduces the gated times of Eq. (5) to a relative error of at most 7.7e-07.</w:t>
       </w:r>
     </w:p>
     <w:p>
@@ -3922,7 +4326,7 @@
           <w:b/>
           <w:sz w:val="19"/>
         </w:rPr>
-        <w:t>Table 2</w:t>
+        <w:t>Table 3</w:t>
       </w:r>
       <w:r>
         <w:rPr>
@@ -7193,7 +7597,7 @@
         <w:t>0</w:t>
       </w:r>
       <w:r>
-        <w:t xml:space="preserve"> = 0.5 °C generated Table 3; the column for </w:t>
+        <w:t xml:space="preserve"> = 0.5 °C generated Table 4; the column for </w:t>
       </w:r>
       <w:r>
         <w:rPr>
@@ -7226,7 +7630,7 @@
         <w:t>s</w:t>
       </w:r>
       <w:r>
-        <w:t xml:space="preserve"> = η agrees with the root of the population equations within 3 % for all 8 cases in which the ODE reaches η (Table 3). For η = 0.01 and a 6 °C margin the bound is σ</w:t>
+        <w:t xml:space="preserve"> = η agrees with the root of the population equations within 3 % for all 8 cases in which the ODE reaches η (Table 4). For η = 0.01 and a 6 °C margin the bound is σ</w:t>
       </w:r>
       <w:r>
         <w:rPr>
@@ -7248,7 +7652,7 @@
           <w:b/>
           <w:sz w:val="19"/>
         </w:rPr>
-        <w:t>Table 3</w:t>
+        <w:t>Table 4</w:t>
       </w:r>
       <w:r>
         <w:rPr>
@@ -9551,7 +9955,7 @@
         <w:t>−3</w:t>
       </w:r>
       <w:r>
-        <w:t>, against the ε → 0 limits 1.4715, 1.9789 and 2.4832; the finite-ε formula explains why the integrated values of Table 4 at small Θ lie slightly below the limits. Below Π</w:t>
+        <w:t>, against the ε → 0 limits 1.4715, 1.9789 and 2.4832; the finite-ε formula explains why the integrated values of Table 5 at small Θ lie slightly below the limits. Below Π</w:t>
       </w:r>
       <w:r>
         <w:rPr>
@@ -9674,7 +10078,7 @@
         <w:t>−3</w:t>
       </w:r>
       <w:r>
-        <w:t>; Table 4). As Θ → 0 the operational Π</w:t>
+        <w:t>; Table 5). As Θ → 0 the operational Π</w:t>
       </w:r>
       <w:r>
         <w:rPr>
@@ -9732,7 +10136,7 @@
           <w:b/>
           <w:sz w:val="19"/>
         </w:rPr>
-        <w:t>Table 4</w:t>
+        <w:t>Table 5</w:t>
       </w:r>
       <w:r>
         <w:rPr>
@@ -11534,7 +11938,7 @@
         <w:t>2</w:t>
       </w:r>
       <w:r>
-        <w:t xml:space="preserve"> Arrhenius) at 120, 140 and 160 °C (Ar = 18.0–19.9) and Θ = 0.01, 0.03, 0.1, bisecting the adiabatic rise to the same operational threshold (Table 5). The prediction Π</w:t>
+        <w:t xml:space="preserve"> Arrhenius) at 120, 140 and 160 °C (Ar = 18.0–19.9) and Θ = 0.01, 0.03, 0.1, bisecting the adiabatic rise to the same operational threshold (Table 6). The prediction Π</w:t>
       </w:r>
       <w:r>
         <w:rPr>
@@ -11571,7 +11975,7 @@
           <w:b/>
           <w:sz w:val="19"/>
         </w:rPr>
-        <w:t>Table 5</w:t>
+        <w:t>Table 6</w:t>
       </w:r>
       <w:r>
         <w:rPr>
@@ -14017,7 +14421,25 @@
         <w:t>Control parameter.</w:t>
       </w:r>
       <w:r>
-        <w:t xml:space="preserve"> D is swept with ϑ and ψ held fixed. Physically this is a sweep of the specimen temperature T</w:t>
+        <w:t xml:space="preserve"> In the exponential model D is varied at fixed ϑ and ψ. This is a mathematical parameter sweep, not by itself a physical temperature sweep: a change of the wall temperature also changes ψ = ΔT</w:t>
+      </w:r>
+      <w:r>
+        <w:rPr>
+          <w:vertAlign w:val="subscript"/>
+        </w:rPr>
+        <w:t>ad</w:t>
+      </w:r>
+      <w:r>
+        <w:t>E</w:t>
+      </w:r>
+      <w:r>
+        <w:rPr>
+          <w:vertAlign w:val="subscript"/>
+        </w:rPr>
+        <w:t>2</w:t>
+      </w:r>
+      <w:r>
+        <w:t>/(RT</w:t>
       </w:r>
       <w:r>
         <w:rPr>
@@ -14026,16 +14448,40 @@
         <w:t>∞</w:t>
       </w:r>
       <w:r>
-        <w:t xml:space="preserve"> at fixed τ</w:t>
+        <w:rPr>
+          <w:vertAlign w:val="superscript"/>
+        </w:rPr>
+        <w:t>2</w:t>
+      </w:r>
+      <w:r>
+        <w:t>), ε = k</w:t>
       </w:r>
       <w:r>
         <w:rPr>
           <w:vertAlign w:val="subscript"/>
         </w:rPr>
-        <w:t>th</w:t>
-      </w:r>
-      <w:r>
-        <w:t xml:space="preserve"> and τ</w:t>
+        <w:t>1</w:t>
+      </w:r>
+      <w:r>
+        <w:t>/k</w:t>
+      </w:r>
+      <w:r>
+        <w:rPr>
+          <w:vertAlign w:val="subscript"/>
+        </w:rPr>
+        <w:t>2</w:t>
+      </w:r>
+      <w:r>
+        <w:t xml:space="preserve"> and Ar. The ln D windows below are therefore windows in the parameter D, and no conversion of ln D into kelvin is claimed from them. A physical temperature path with Arrhenius kinetics, in which ψ, ε and D all change with T</w:t>
+      </w:r>
+      <w:r>
+        <w:rPr>
+          <w:vertAlign w:val="subscript"/>
+        </w:rPr>
+        <w:t>∞</w:t>
+      </w:r>
+      <w:r>
+        <w:t>, is simulated separately at the end of this section. A sweep of the flow rate at fixed temperature changes τ</w:t>
       </w:r>
       <w:r>
         <w:rPr>
@@ -14044,43 +14490,7 @@
         <w:t>res</w:t>
       </w:r>
       <w:r>
-        <w:t>: D and Θ are both proportional to k</w:t>
-      </w:r>
-      <w:r>
-        <w:rPr>
-          <w:vertAlign w:val="subscript"/>
-        </w:rPr>
-        <w:t>2</w:t>
-      </w:r>
-      <w:r>
-        <w:t>(T</w:t>
-      </w:r>
-      <w:r>
-        <w:rPr>
-          <w:vertAlign w:val="subscript"/>
-        </w:rPr>
-        <w:t>∞</w:t>
-      </w:r>
-      <w:r>
-        <w:t>), so ϑ is constant, and in the exponential model a change of ln D by one unit corresponds to a temperature change of RT²/E</w:t>
-      </w:r>
-      <w:r>
-        <w:rPr>
-          <w:vertAlign w:val="subscript"/>
-        </w:rPr>
-        <w:t>2</w:t>
-      </w:r>
-      <w:r>
-        <w:t xml:space="preserve"> = 21.8 K at 140 °C. A sweep of the flow rate at fixed temperature changes τ</w:t>
-      </w:r>
-      <w:r>
-        <w:rPr>
-          <w:vertAlign w:val="subscript"/>
-        </w:rPr>
-        <w:t>res</w:t>
-      </w:r>
-      <w:r>
-        <w:t xml:space="preserve"> and therefore ϑ; it is a different parameter path and is not analyzed here.</w:t>
+        <w:t xml:space="preserve"> and therefore ϑ, which is a different parameter path and is not analyzed here.</w:t>
       </w:r>
     </w:p>
     <w:p>
@@ -14603,7 +15013,7 @@
         <w:t>H</w:t>
       </w:r>
       <w:r>
-        <w:t xml:space="preserve"> otherwise (Table 6).</w:t>
+        <w:t xml:space="preserve"> otherwise (Table 7).</w:t>
       </w:r>
     </w:p>
     <w:p>
@@ -14616,7 +15026,7 @@
           <w:b/>
           <w:sz w:val="19"/>
         </w:rPr>
-        <w:t>Table 6</w:t>
+        <w:t>Table 7</w:t>
       </w:r>
       <w:r>
         <w:rPr>
@@ -14648,46 +15058,7 @@
         <w:rPr>
           <w:sz w:val="19"/>
         </w:rPr>
-        <w:t xml:space="preserve"> = 1.894). The upper branch is stable from the upper fold ('fold') or from the Hopf-type point ('hopf'); the window width is the temperature interval RT²/E</w:t>
-      </w:r>
-      <w:r>
-        <w:rPr>
-          <w:sz w:val="19"/>
-          <w:vertAlign w:val="subscript"/>
-        </w:rPr>
-        <w:t>2</w:t>
-      </w:r>
-      <w:r>
-        <w:rPr>
-          <w:sz w:val="19"/>
-        </w:rPr>
-        <w:t>(ln D</w:t>
-      </w:r>
-      <w:r>
-        <w:rPr>
-          <w:sz w:val="19"/>
-          <w:vertAlign w:val="subscript"/>
-        </w:rPr>
-        <w:t>ign</w:t>
-      </w:r>
-      <w:r>
-        <w:rPr>
-          <w:sz w:val="19"/>
-        </w:rPr>
-        <w:t xml:space="preserve"> − ln D</w:t>
-      </w:r>
-      <w:r>
-        <w:rPr>
-          <w:sz w:val="19"/>
-          <w:vertAlign w:val="subscript"/>
-        </w:rPr>
-        <w:t>ext</w:t>
-      </w:r>
-      <w:r>
-        <w:rPr>
-          <w:sz w:val="19"/>
-        </w:rPr>
-        <w:t>) at 140 °C; the attractor loop area is ∫(α</w:t>
+        <w:t xml:space="preserve"> = 1.894). The upper branch is stable from the upper fold ('fold') or from the Hopf-type point ('hopf'); the attractor loop area is ∫(α</w:t>
       </w:r>
       <w:r>
         <w:rPr>
@@ -14729,11 +15100,10 @@
         <w:gridCol w:w="720"/>
         <w:gridCol w:w="1296"/>
         <w:gridCol w:w="1152"/>
-        <w:gridCol w:w="1440"/>
-        <w:gridCol w:w="1728"/>
-        <w:gridCol w:w="1008"/>
-        <w:gridCol w:w="1152"/>
-        <w:gridCol w:w="1152"/>
+        <w:gridCol w:w="1584"/>
+        <w:gridCol w:w="1872"/>
+        <w:gridCol w:w="1296"/>
+        <w:gridCol w:w="1296"/>
       </w:tblGrid>
       <w:tr>
         <w:trPr>
@@ -14817,7 +15187,7 @@
         </w:tc>
         <w:tc>
           <w:tcPr>
-            <w:tcW w:type="dxa" w:w="1440"/>
+            <w:tcW w:type="dxa" w:w="1584"/>
             <w:shd w:val="clear" w:color="auto" w:fill="E7ECF1"/>
           </w:tcPr>
           <w:p>
@@ -14836,7 +15206,7 @@
         </w:tc>
         <w:tc>
           <w:tcPr>
-            <w:tcW w:type="dxa" w:w="1728"/>
+            <w:tcW w:type="dxa" w:w="1872"/>
             <w:shd w:val="clear" w:color="auto" w:fill="E7ECF1"/>
           </w:tcPr>
           <w:p>
@@ -14855,7 +15225,7 @@
         </w:tc>
         <w:tc>
           <w:tcPr>
-            <w:tcW w:type="dxa" w:w="1008"/>
+            <w:tcW w:type="dxa" w:w="1296"/>
             <w:shd w:val="clear" w:color="auto" w:fill="E7ECF1"/>
           </w:tcPr>
           <w:p>
@@ -14868,13 +15238,13 @@
                 <w:b/>
                 <w:sz w:val="15"/>
               </w:rPr>
-              <w:t>Window width (K)</w:t>
-            </w:r>
-          </w:p>
-        </w:tc>
-        <w:tc>
-          <w:tcPr>
-            <w:tcW w:type="dxa" w:w="1152"/>
+              <w:t>Attractor loop area</w:t>
+            </w:r>
+          </w:p>
+        </w:tc>
+        <w:tc>
+          <w:tcPr>
+            <w:tcW w:type="dxa" w:w="1296"/>
             <w:shd w:val="clear" w:color="auto" w:fill="E7ECF1"/>
           </w:tcPr>
           <w:p>
@@ -14887,25 +15257,6 @@
                 <w:b/>
                 <w:sz w:val="15"/>
               </w:rPr>
-              <w:t>Attractor loop area</w:t>
-            </w:r>
-          </w:p>
-        </w:tc>
-        <w:tc>
-          <w:tcPr>
-            <w:tcW w:type="dxa" w:w="1152"/>
-            <w:shd w:val="clear" w:color="auto" w:fill="E7ECF1"/>
-          </w:tcPr>
-          <w:p>
-            <w:pPr>
-              <w:spacing w:line="240" w:lineRule="auto" w:after="20"/>
-            </w:pPr>
-            <w:r/>
-            <w:r>
-              <w:rPr>
-                <w:b/>
-                <w:sz w:val="15"/>
-              </w:rPr>
               <w:t>Fold-to-fold area</w:t>
             </w:r>
           </w:p>
@@ -14995,7 +15346,7 @@
         </w:tc>
         <w:tc>
           <w:tcPr>
-            <w:tcW w:type="dxa" w:w="1440"/>
+            <w:tcW w:type="dxa" w:w="1584"/>
           </w:tcPr>
           <w:p>
             <w:pPr>
@@ -15012,7 +15363,7 @@
         </w:tc>
         <w:tc>
           <w:tcPr>
-            <w:tcW w:type="dxa" w:w="1728"/>
+            <w:tcW w:type="dxa" w:w="1872"/>
           </w:tcPr>
           <w:p>
             <w:pPr>
@@ -15029,7 +15380,7 @@
         </w:tc>
         <w:tc>
           <w:tcPr>
-            <w:tcW w:type="dxa" w:w="1008"/>
+            <w:tcW w:type="dxa" w:w="1296"/>
           </w:tcPr>
           <w:p>
             <w:pPr>
@@ -15040,30 +15391,13 @@
               <w:rPr>
                 <w:sz w:val="15"/>
               </w:rPr>
-              <w:t>–</w:t>
-            </w:r>
-          </w:p>
-        </w:tc>
-        <w:tc>
-          <w:tcPr>
-            <w:tcW w:type="dxa" w:w="1152"/>
-          </w:tcPr>
-          <w:p>
-            <w:pPr>
-              <w:spacing w:line="240" w:lineRule="auto" w:after="20"/>
-            </w:pPr>
-            <w:r/>
-            <w:r>
-              <w:rPr>
-                <w:sz w:val="15"/>
-              </w:rPr>
               <w:t>0</w:t>
             </w:r>
           </w:p>
         </w:tc>
         <w:tc>
           <w:tcPr>
-            <w:tcW w:type="dxa" w:w="1152"/>
+            <w:tcW w:type="dxa" w:w="1296"/>
           </w:tcPr>
           <w:p>
             <w:pPr>
@@ -15150,7 +15484,7 @@
         </w:tc>
         <w:tc>
           <w:tcPr>
-            <w:tcW w:type="dxa" w:w="1440"/>
+            <w:tcW w:type="dxa" w:w="1584"/>
           </w:tcPr>
           <w:p>
             <w:pPr>
@@ -15167,7 +15501,7 @@
         </w:tc>
         <w:tc>
           <w:tcPr>
-            <w:tcW w:type="dxa" w:w="1728"/>
+            <w:tcW w:type="dxa" w:w="1872"/>
           </w:tcPr>
           <w:p>
             <w:pPr>
@@ -15184,7 +15518,7 @@
         </w:tc>
         <w:tc>
           <w:tcPr>
-            <w:tcW w:type="dxa" w:w="1008"/>
+            <w:tcW w:type="dxa" w:w="1296"/>
           </w:tcPr>
           <w:p>
             <w:pPr>
@@ -15195,30 +15529,13 @@
               <w:rPr>
                 <w:sz w:val="15"/>
               </w:rPr>
-              <w:t>1.3</w:t>
-            </w:r>
-          </w:p>
-        </w:tc>
-        <w:tc>
-          <w:tcPr>
-            <w:tcW w:type="dxa" w:w="1152"/>
-          </w:tcPr>
-          <w:p>
-            <w:pPr>
-              <w:spacing w:line="240" w:lineRule="auto" w:after="20"/>
-            </w:pPr>
-            <w:r/>
-            <w:r>
-              <w:rPr>
-                <w:sz w:val="15"/>
-              </w:rPr>
               <w:t>0.025</w:t>
             </w:r>
           </w:p>
         </w:tc>
         <w:tc>
           <w:tcPr>
-            <w:tcW w:type="dxa" w:w="1152"/>
+            <w:tcW w:type="dxa" w:w="1296"/>
           </w:tcPr>
           <w:p>
             <w:pPr>
@@ -15305,7 +15622,7 @@
         </w:tc>
         <w:tc>
           <w:tcPr>
-            <w:tcW w:type="dxa" w:w="1440"/>
+            <w:tcW w:type="dxa" w:w="1584"/>
           </w:tcPr>
           <w:p>
             <w:pPr>
@@ -15322,7 +15639,7 @@
         </w:tc>
         <w:tc>
           <w:tcPr>
-            <w:tcW w:type="dxa" w:w="1728"/>
+            <w:tcW w:type="dxa" w:w="1872"/>
           </w:tcPr>
           <w:p>
             <w:pPr>
@@ -15339,7 +15656,7 @@
         </w:tc>
         <w:tc>
           <w:tcPr>
-            <w:tcW w:type="dxa" w:w="1008"/>
+            <w:tcW w:type="dxa" w:w="1296"/>
           </w:tcPr>
           <w:p>
             <w:pPr>
@@ -15350,30 +15667,13 @@
               <w:rPr>
                 <w:sz w:val="15"/>
               </w:rPr>
-              <w:t>7.3</w:t>
-            </w:r>
-          </w:p>
-        </w:tc>
-        <w:tc>
-          <w:tcPr>
-            <w:tcW w:type="dxa" w:w="1152"/>
-          </w:tcPr>
-          <w:p>
-            <w:pPr>
-              <w:spacing w:line="240" w:lineRule="auto" w:after="20"/>
-            </w:pPr>
-            <w:r/>
-            <w:r>
-              <w:rPr>
-                <w:sz w:val="15"/>
-              </w:rPr>
               <w:t>0.227</w:t>
             </w:r>
           </w:p>
         </w:tc>
         <w:tc>
           <w:tcPr>
-            <w:tcW w:type="dxa" w:w="1152"/>
+            <w:tcW w:type="dxa" w:w="1296"/>
           </w:tcPr>
           <w:p>
             <w:pPr>
@@ -15460,7 +15760,7 @@
         </w:tc>
         <w:tc>
           <w:tcPr>
-            <w:tcW w:type="dxa" w:w="1440"/>
+            <w:tcW w:type="dxa" w:w="1584"/>
           </w:tcPr>
           <w:p>
             <w:pPr>
@@ -15477,7 +15777,7 @@
         </w:tc>
         <w:tc>
           <w:tcPr>
-            <w:tcW w:type="dxa" w:w="1728"/>
+            <w:tcW w:type="dxa" w:w="1872"/>
           </w:tcPr>
           <w:p>
             <w:pPr>
@@ -15494,7 +15794,7 @@
         </w:tc>
         <w:tc>
           <w:tcPr>
-            <w:tcW w:type="dxa" w:w="1008"/>
+            <w:tcW w:type="dxa" w:w="1296"/>
           </w:tcPr>
           <w:p>
             <w:pPr>
@@ -15505,30 +15805,13 @@
               <w:rPr>
                 <w:sz w:val="15"/>
               </w:rPr>
-              <w:t>17.9</w:t>
-            </w:r>
-          </w:p>
-        </w:tc>
-        <w:tc>
-          <w:tcPr>
-            <w:tcW w:type="dxa" w:w="1152"/>
-          </w:tcPr>
-          <w:p>
-            <w:pPr>
-              <w:spacing w:line="240" w:lineRule="auto" w:after="20"/>
-            </w:pPr>
-            <w:r/>
-            <w:r>
-              <w:rPr>
-                <w:sz w:val="15"/>
-              </w:rPr>
               <w:t>0.678</w:t>
             </w:r>
           </w:p>
         </w:tc>
         <w:tc>
           <w:tcPr>
-            <w:tcW w:type="dxa" w:w="1152"/>
+            <w:tcW w:type="dxa" w:w="1296"/>
           </w:tcPr>
           <w:p>
             <w:pPr>
@@ -15615,7 +15898,7 @@
         </w:tc>
         <w:tc>
           <w:tcPr>
-            <w:tcW w:type="dxa" w:w="1440"/>
+            <w:tcW w:type="dxa" w:w="1584"/>
           </w:tcPr>
           <w:p>
             <w:pPr>
@@ -15632,7 +15915,7 @@
         </w:tc>
         <w:tc>
           <w:tcPr>
-            <w:tcW w:type="dxa" w:w="1728"/>
+            <w:tcW w:type="dxa" w:w="1872"/>
           </w:tcPr>
           <w:p>
             <w:pPr>
@@ -15649,7 +15932,7 @@
         </w:tc>
         <w:tc>
           <w:tcPr>
-            <w:tcW w:type="dxa" w:w="1008"/>
+            <w:tcW w:type="dxa" w:w="1296"/>
           </w:tcPr>
           <w:p>
             <w:pPr>
@@ -15660,30 +15943,13 @@
               <w:rPr>
                 <w:sz w:val="15"/>
               </w:rPr>
-              <w:t>44.9</w:t>
-            </w:r>
-          </w:p>
-        </w:tc>
-        <w:tc>
-          <w:tcPr>
-            <w:tcW w:type="dxa" w:w="1152"/>
-          </w:tcPr>
-          <w:p>
-            <w:pPr>
-              <w:spacing w:line="240" w:lineRule="auto" w:after="20"/>
-            </w:pPr>
-            <w:r/>
-            <w:r>
-              <w:rPr>
-                <w:sz w:val="15"/>
-              </w:rPr>
               <w:t>1.921</w:t>
             </w:r>
           </w:p>
         </w:tc>
         <w:tc>
           <w:tcPr>
-            <w:tcW w:type="dxa" w:w="1152"/>
+            <w:tcW w:type="dxa" w:w="1296"/>
           </w:tcPr>
           <w:p>
             <w:pPr>
@@ -15770,7 +16036,7 @@
         </w:tc>
         <w:tc>
           <w:tcPr>
-            <w:tcW w:type="dxa" w:w="1440"/>
+            <w:tcW w:type="dxa" w:w="1584"/>
           </w:tcPr>
           <w:p>
             <w:pPr>
@@ -15787,7 +16053,7 @@
         </w:tc>
         <w:tc>
           <w:tcPr>
-            <w:tcW w:type="dxa" w:w="1728"/>
+            <w:tcW w:type="dxa" w:w="1872"/>
           </w:tcPr>
           <w:p>
             <w:pPr>
@@ -15804,7 +16070,7 @@
         </w:tc>
         <w:tc>
           <w:tcPr>
-            <w:tcW w:type="dxa" w:w="1008"/>
+            <w:tcW w:type="dxa" w:w="1296"/>
           </w:tcPr>
           <w:p>
             <w:pPr>
@@ -15815,30 +16081,13 @@
               <w:rPr>
                 <w:sz w:val="15"/>
               </w:rPr>
-              <w:t>112.3</w:t>
-            </w:r>
-          </w:p>
-        </w:tc>
-        <w:tc>
-          <w:tcPr>
-            <w:tcW w:type="dxa" w:w="1152"/>
-          </w:tcPr>
-          <w:p>
-            <w:pPr>
-              <w:spacing w:line="240" w:lineRule="auto" w:after="20"/>
-            </w:pPr>
-            <w:r/>
-            <w:r>
-              <w:rPr>
-                <w:sz w:val="15"/>
-              </w:rPr>
               <w:t>5.047</w:t>
             </w:r>
           </w:p>
         </w:tc>
         <w:tc>
           <w:tcPr>
-            <w:tcW w:type="dxa" w:w="1152"/>
+            <w:tcW w:type="dxa" w:w="1296"/>
           </w:tcPr>
           <w:p>
             <w:pPr>
@@ -15872,7 +16121,7 @@
         <w:t>Verification by attractors.</w:t>
       </w:r>
       <w:r>
-        <w:t xml:space="preserve"> We integrated Eq. (16) at fixed D from the unreacted state, from a mid-conversion state and from small perturbations of the upper steady state, for nine values of ln D around each window (ψ = 4.5 and 20). Two distinct long-time states were found for exactly those values of ln D that lie inside the window of Table 6 (ψ = 4.5: 3 of 3 inside values show two attractors; ψ = 20: 5 of 5), one state outside it, and no sustained oscillation anywhere (largest late-time oscillation amplitude in α: 2.8e-16). At ψ = 20 the perturbed upper state collapses to the lower state for ln D just below ln D</w:t>
+        <w:t xml:space="preserve"> We integrated Eq. (16) at fixed D from the unreacted state, from a mid-conversion state and from small perturbations of the upper steady state, for nine values of ln D around each window (ψ = 4.5 and 20). Two distinct long-time states were found for exactly those values of ln D that lie inside the window of Table 7 (ψ = 4.5: 3 of 3 inside values show two attractors; ψ = 20: 5 of 5), one state outside it, and no sustained oscillation anywhere (largest late-time oscillation amplitude in α: 2.8e-16). At ψ = 20 the perturbed upper state collapses to the lower state for ln D just below ln D</w:t>
       </w:r>
       <w:r>
         <w:rPr>
@@ -15893,10 +16142,70 @@
         <w:rPr>
           <w:i/>
         </w:rPr>
-        <w:t>Verification by sweeps.</w:t>
-      </w:r>
-      <w:r>
-        <w:t xml:space="preserve"> We swept ln D up and down at rates v = 0.02, 0.01, 0.005, 0.002, 0.001, 0.0005 and 0.0002 per residence time (protocol in Appendix A: start at the unreacted state, dwell 20 residence times at each turning point, sweep bounds ±2 in ln D beyond the window). The loop area decreases monotonically with v but converges slowly. For ψ = 20 it falls from 5.427 to 5.144 against the attractor loop area 5.047 of Table 6; a fit A(v) = A</w:t>
+        <w:t>The Hopf-type point (ψ = 20).</w:t>
+      </w:r>
+      <w:r>
+        <w:t xml:space="preserve"> At α</w:t>
+      </w:r>
+      <w:r>
+        <w:rPr>
+          <w:vertAlign w:val="subscript"/>
+        </w:rPr>
+        <w:t>H</w:t>
+      </w:r>
+      <w:r>
+        <w:t xml:space="preserve"> = 0.9158 (ln D</w:t>
+      </w:r>
+      <w:r>
+        <w:rPr>
+          <w:vertAlign w:val="subscript"/>
+        </w:rPr>
+        <w:t>H</w:t>
+      </w:r>
+      <w:r>
+        <w:t xml:space="preserve"> = -5.450) the Jacobian has a purely imaginary pair ±iω with ω = 3.784 (period 1.66 residence times) and determinant 14.3 &gt; 0; the real part of the pair has nonzero speed, dRe λ/d ln D = -12.25 (transversality), so the eigenvalues cross the imaginary axis. Along the upper branch the eigenvalues are real at the fold (0 and 6.50), an unstable node, then an unstable focus, then a stable focus above ln D</w:t>
+      </w:r>
+      <w:r>
+        <w:rPr>
+          <w:vertAlign w:val="subscript"/>
+        </w:rPr>
+        <w:t>H</w:t>
+      </w:r>
+      <w:r>
+        <w:t xml:space="preserve"> and a stable node far above. Whether the bifurcation is sub- or supercritical was probed numerically by the radius of the basin of the upper state: the smallest perturbation in θ that sends the trajectory to the lower state is 0.0045 at ln D = ln D</w:t>
+      </w:r>
+      <w:r>
+        <w:rPr>
+          <w:vertAlign w:val="subscript"/>
+        </w:rPr>
+        <w:t>H</w:t>
+      </w:r>
+      <w:r>
+        <w:t xml:space="preserve"> + 0.01 and varies as the distance from the Hopf-type point to the power 0.57 (prefactor 0.045), so an unstable cycle that shrinks onto the equilibrium at ln D</w:t>
+      </w:r>
+      <w:r>
+        <w:rPr>
+          <w:vertAlign w:val="subscript"/>
+        </w:rPr>
+        <w:t>H</w:t>
+      </w:r>
+      <w:r>
+        <w:t xml:space="preserve"> is indicated, i.e. a subcritical bifurcation. This is numerical evidence, not a proof: the first Lyapunov coefficient and the cycle itself were not computed.</w:t>
+      </w:r>
+    </w:p>
+    <w:p>
+      <w:pPr>
+        <w:keepNext w:val="0"/>
+        <w:jc w:val="both"/>
+      </w:pPr>
+      <w:r>
+        <w:rPr>
+          <w:i/>
+        </w:rPr>
+        <w:t>Sweeps.</w:t>
+      </w:r>
+      <w:r>
+        <w:t xml:space="preserve"> We swept ln D up and down at rates v = 0.02, 0.01, 0.005, 0.002, 0.001, 0.0005 and 0.0002 per residence time (protocol in Appendix A: start at the unreacted state, dwell 20 residence times at each turning point, sweep bounds ±2 in ln D beyond the window). For ψ = 4.5, where the upper fold is a saddle-node, the sweep area decreases toward the attractor loop area (0.025; integrated 0.037 at v = 0.0002; fit A</w:t>
       </w:r>
       <w:r>
         <w:rPr>
@@ -15905,6 +16214,33 @@
         <w:t>0</w:t>
       </w:r>
       <w:r>
+        <w:t xml:space="preserve"> = 0.025, p = 0.63). For ψ = 3 (κ = 1.50 &lt; κ</w:t>
+      </w:r>
+      <w:r>
+        <w:rPr>
+          <w:vertAlign w:val="subscript"/>
+        </w:rPr>
+        <w:t>c</w:t>
+      </w:r>
+      <w:r>
+        <w:t xml:space="preserve">) there is no static loop and the area at v = 0.0002 is 0.002. A finite-rate loop exists below the threshold as well, so only convergence with v distinguishes a static loop from a rate-dependent one (Table 8). </w:t>
+      </w:r>
+      <w:r>
+        <w:rPr>
+          <w:b/>
+        </w:rPr>
+        <w:t>For ψ = 8 and 20, where the upper branch loses stability at the Hopf-type point, convergence of the sweep area to the attractor loop area is not confirmed.</w:t>
+      </w:r>
+      <w:r>
+        <w:t xml:space="preserve"> For ψ = 20 the integrated area falls from 5.427 to 5.144 over the rates and a power-law fit A(v) = A</w:t>
+      </w:r>
+      <w:r>
+        <w:rPr>
+          <w:vertAlign w:val="subscript"/>
+        </w:rPr>
+        <w:t>0</w:t>
+      </w:r>
+      <w:r>
         <w:t xml:space="preserve"> + cv</w:t>
       </w:r>
       <w:r>
@@ -15914,7 +16250,7 @@
         <w:t>p</w:t>
       </w:r>
       <w:r>
-        <w:t xml:space="preserve"> to the seven rates gives A</w:t>
+        <w:t xml:space="preserve"> gives A</w:t>
       </w:r>
       <w:r>
         <w:rPr>
@@ -15923,34 +16259,67 @@
         <w:t>0</w:t>
       </w:r>
       <w:r>
-        <w:t xml:space="preserve"> = 5.119 with p = 0.62, which a two-point linear intercept would not capture. The downward switching of the sweeps occurs at ln D = -5.54 (v = 0.0002), between the Hopf-type point (-5.45) and the fold (-5.66), because the loss of stability near a Hopf-type point is delayed at finite rate. For ψ = 4.5, just above κ</w:t>
+        <w:t xml:space="preserve"> = 5.119 (p = 0.62), above the attractor loop area 5.047; for ψ = 8 the attractor loop area is 0.678, the integrated area at v = 0.0002 is 0.722 and the fit gives 0.706.</w:t>
+      </w:r>
+    </w:p>
+    <w:p>
+      <w:pPr>
+        <w:keepNext w:val="0"/>
+        <w:jc w:val="both"/>
+      </w:pPr>
+      <w:r>
+        <w:rPr>
+          <w:i/>
+        </w:rPr>
+        <w:t>Why the Hopf-type case is not simply a slow limit.</w:t>
+      </w:r>
+      <w:r>
+        <w:t xml:space="preserve"> The downward switching of the sweeps at ψ = 20 occurs between the Hopf-type point (ln D = -5.45) and the upper fold (-5.66), where the unstable upper equilibrium still exists. In a noise-free system a trajectory that follows the stable branch would stay on the unstable equilibrium until it disappears at the fold, and the loop would extend to the fold-to-fold area (5.236); in a real or numerical system, perturbations of size set by the noise grow and the exit occurs earlier. The simulations show exactly this dependence: at v = 0.001 the switching value of ln D is -5.575, -5.533, -5.502 and -5.508 for integrator tolerances (rtol) of 10</w:t>
+      </w:r>
+      <w:r>
+        <w:rPr>
+          <w:vertAlign w:val="superscript"/>
+        </w:rPr>
+        <w:t>−6</w:t>
+      </w:r>
+      <w:r>
+        <w:t>, 10</w:t>
+      </w:r>
+      <w:r>
+        <w:rPr>
+          <w:vertAlign w:val="superscript"/>
+        </w:rPr>
+        <w:t>−8</w:t>
+      </w:r>
+      <w:r>
+        <w:t>, 10</w:t>
+      </w:r>
+      <w:r>
+        <w:rPr>
+          <w:vertAlign w:val="superscript"/>
+        </w:rPr>
+        <w:t>−10</w:t>
+      </w:r>
+      <w:r>
+        <w:t xml:space="preserve"> and 10</w:t>
+      </w:r>
+      <w:r>
+        <w:rPr>
+          <w:vertAlign w:val="superscript"/>
+        </w:rPr>
+        <w:t>−12</w:t>
+      </w:r>
+      <w:r>
+        <w:t>, with areas 5.200, 5.162, 5.134 and 5.140, while it does not depend on the turning point of the sweep (ln D</w:t>
       </w:r>
       <w:r>
         <w:rPr>
           <w:vertAlign w:val="subscript"/>
         </w:rPr>
-        <w:t>c</w:t>
-      </w:r>
-      <w:r>
-        <w:t>, the attractor loop area is 0.025 and the integrated area at v = 0.0002 is 0.037 (fit A</w:t>
-      </w:r>
-      <w:r>
-        <w:rPr>
-          <w:vertAlign w:val="subscript"/>
-        </w:rPr>
-        <w:t>0</w:t>
-      </w:r>
-      <w:r>
-        <w:t xml:space="preserve"> = 0.025, p = 0.63); for ψ = 8 the attractor loop area is 0.678, the integrated area at v = 0.0002 is 0.722 and the fit gives 0.706; for ψ = 3 (κ = 1.50 &lt; κ</w:t>
-      </w:r>
-      <w:r>
-        <w:rPr>
-          <w:vertAlign w:val="subscript"/>
-        </w:rPr>
-        <w:t>c</w:t>
-      </w:r>
-      <w:r>
-        <w:t>) there is no static loop and the area at v = 0.0002 is 0.002 (fit -0.001). A finite-rate loop therefore exists below the threshold as well, and only the convergence with v distinguishes a static loop from a rate-dependent one (Table 7).</w:t>
+        <w:t>ign</w:t>
+      </w:r>
+      <w:r>
+        <w:t xml:space="preserve"> + 0.5 to + 3: -5.539 to -5.533). At the slower rates (v ≤ 0.002) the sweep loop through a Hopf-type point lies between the attractor loop area (5.047) and the fold-to-fold area (5.236), and its limit at vanishing sweep rate depends on the noise level; whether it tends to the attractor loop area as the noise-limited exit approaches the Hopf-type point requires a slow-passage analysis that is not attempted here.</w:t>
       </w:r>
     </w:p>
     <w:p>
@@ -15963,7 +16332,7 @@
           <w:b/>
           <w:sz w:val="19"/>
         </w:rPr>
-        <w:t>Table 7</w:t>
+        <w:t>Table 8</w:t>
       </w:r>
       <w:r>
         <w:rPr>
@@ -17173,191 +17542,829 @@
     </w:p>
     <w:p>
       <w:pPr>
-        <w:pStyle w:val="Heading2"/>
+        <w:keepNext w:val="0"/>
+        <w:jc w:val="both"/>
       </w:pPr>
       <w:r>
         <w:rPr>
-          <w:rFonts w:ascii="Times New Roman" w:hAnsi="Times New Roman"/>
+          <w:i/>
         </w:rPr>
-        <w:t>F. Closed forms as fitting functions: a synthetic-data test</w:t>
+        <w:t>Physical temperature path with Arrhenius kinetics.</w:t>
+      </w:r>
+      <w:r>
+        <w:t xml:space="preserve"> To avoid the fixed-ψ approximation, the continuous-flow reactor was also simulated with both k</w:t>
+      </w:r>
+      <w:r>
+        <w:rPr>
+          <w:vertAlign w:val="subscript"/>
+        </w:rPr>
+        <w:t>1</w:t>
+      </w:r>
+      <w:r>
+        <w:t>(T) and k</w:t>
+      </w:r>
+      <w:r>
+        <w:rPr>
+          <w:vertAlign w:val="subscript"/>
+        </w:rPr>
+        <w:t>2</w:t>
+      </w:r>
+      <w:r>
+        <w:t>(T) Arrhenius (Table 2), τ</w:t>
+      </w:r>
+      <w:r>
+        <w:rPr>
+          <w:vertAlign w:val="subscript"/>
+        </w:rPr>
+        <w:t>res</w:t>
+      </w:r>
+      <w:r>
+        <w:t xml:space="preserve"> = τ</w:t>
+      </w:r>
+      <w:r>
+        <w:rPr>
+          <w:vertAlign w:val="subscript"/>
+        </w:rPr>
+        <w:t>th</w:t>
+      </w:r>
+      <w:r>
+        <w:t xml:space="preserve"> = 3 min (ϑ = 1), n = 3/2 and a wall temperature T</w:t>
+      </w:r>
+      <w:r>
+        <w:rPr>
+          <w:vertAlign w:val="subscript"/>
+        </w:rPr>
+        <w:t>∞</w:t>
+      </w:r>
+      <w:r>
+        <w:t xml:space="preserve"> that is varied, so that ψ, ε and D change along the path. The steady states are obtained exactly (conversion balance solved for T at given α, T</w:t>
+      </w:r>
+      <w:r>
+        <w:rPr>
+          <w:vertAlign w:val="subscript"/>
+        </w:rPr>
+        <w:t>∞</w:t>
+      </w:r>
+      <w:r>
+        <w:t xml:space="preserve"> = T − ΔT</w:t>
+      </w:r>
+      <w:r>
+        <w:rPr>
+          <w:vertAlign w:val="subscript"/>
+        </w:rPr>
+        <w:t>ad</w:t>
+      </w:r>
+      <w:r>
+        <w:t>ϑα/(1 + ϑ)) and their stability from the numerical Jacobian (Table 9). For ΔT</w:t>
+      </w:r>
+      <w:r>
+        <w:rPr>
+          <w:vertAlign w:val="subscript"/>
+        </w:rPr>
+        <w:t>ad</w:t>
+      </w:r>
+      <w:r>
+        <w:t xml:space="preserve"> = 220 K the ignition fold is at T</w:t>
+      </w:r>
+      <w:r>
+        <w:rPr>
+          <w:vertAlign w:val="subscript"/>
+        </w:rPr>
+        <w:t>∞</w:t>
+      </w:r>
+      <w:r>
+        <w:t xml:space="preserve"> = 152.09 °C and the upper branch is stable from T</w:t>
+      </w:r>
+      <w:r>
+        <w:rPr>
+          <w:vertAlign w:val="subscript"/>
+        </w:rPr>
+        <w:t>∞</w:t>
+      </w:r>
+      <w:r>
+        <w:t xml:space="preserve"> = 127.89 °C (a Hopf-type point, 0.74 K above the upper fold at 127.15 °C), giving a window of two stable states of 24.2 K; the local ψ is 9.3 at the ignition fold and 7.9 at the upper fold. For ΔT</w:t>
+      </w:r>
+      <w:r>
+        <w:rPr>
+          <w:vertAlign w:val="subscript"/>
+        </w:rPr>
+        <w:t>ad</w:t>
+      </w:r>
+      <w:r>
+        <w:t xml:space="preserve"> = 160 K the window is 9.4 K (upper fold stable) and for 120 K it is 2.1 K. The fixed-ψ exponential-model estimate evaluated with the local ψ and ε at the ignition fold gives 26.6, 11.2 and 2.7 K for ΔT</w:t>
+      </w:r>
+      <w:r>
+        <w:rPr>
+          <w:vertAlign w:val="subscript"/>
+        </w:rPr>
+        <w:t>ad</w:t>
+      </w:r>
+      <w:r>
+        <w:t xml:space="preserve"> = 220, 160 and 120 K: of the right order but not equal to the simulated widths, which is why the physical path is simulated rather than inferred. Temperature ramps at 2, 0.5, 0.1, 0.02 K per residence time give loop areas ∮α dT</w:t>
+      </w:r>
+      <w:r>
+        <w:rPr>
+          <w:vertAlign w:val="subscript"/>
+        </w:rPr>
+        <w:t>∞</w:t>
+      </w:r>
+      <w:r>
+        <w:t xml:space="preserve"> of 35.7, 26.4, 22.2, 20.8 K at ΔT</w:t>
+      </w:r>
+      <w:r>
+        <w:rPr>
+          <w:vertAlign w:val="subscript"/>
+        </w:rPr>
+        <w:t>ad</w:t>
+      </w:r>
+      <w:r>
+        <w:t xml:space="preserve"> = 220 K, decreasing with the ramp rate; as in the exponential model, the approach to a static limit is slow and is not claimed.</w:t>
       </w:r>
     </w:p>
     <w:p>
       <w:pPr>
-        <w:keepNext w:val="0"/>
-        <w:jc w:val="both"/>
+        <w:keepNext/>
+        <w:spacing w:line="276" w:lineRule="auto" w:after="200"/>
       </w:pPr>
       <w:r>
-        <w:t xml:space="preserve">With a known logistic width </w:t>
-      </w:r>
-      <w:r>
         <w:rPr>
-          <w:i/>
+          <w:b/>
+          <w:sz w:val="19"/>
         </w:rPr>
-        <w:t>w</w:t>
+        <w:t>Table 9</w:t>
       </w:r>
       <w:r>
         <w:rPr>
+          <w:sz w:val="19"/>
+        </w:rPr>
+        <w:t xml:space="preserve"> Window of two stable states on a physical temperature path with Arrhenius kinetics (τ</w:t>
+      </w:r>
+      <w:r>
+        <w:rPr>
+          <w:sz w:val="19"/>
           <w:vertAlign w:val="subscript"/>
         </w:rPr>
-        <w:t>0</w:t>
-      </w:r>
-      <w:r>
-        <w:t>, the storage curves depend on the capsule population only through the open fraction, i.e. through z = (T</w:t>
+        <w:t>res</w:t>
       </w:r>
       <w:r>
         <w:rPr>
+          <w:sz w:val="19"/>
+        </w:rPr>
+        <w:t xml:space="preserve"> = τ</w:t>
+      </w:r>
+      <w:r>
+        <w:rPr>
+          <w:sz w:val="19"/>
           <w:vertAlign w:val="subscript"/>
         </w:rPr>
-        <w:t>m</w:t>
-      </w:r>
-      <w:r>
-        <w:t xml:space="preserve"> − T</w:t>
+        <w:t>th</w:t>
       </w:r>
       <w:r>
         <w:rPr>
-          <w:vertAlign w:val="subscript"/>
+          <w:sz w:val="19"/>
         </w:rPr>
-        <w:t>s</w:t>
-      </w:r>
-      <w:r>
-        <w:t>)/σ</w:t>
-      </w:r>
-      <w:r>
-        <w:rPr>
-          <w:vertAlign w:val="subscript"/>
-        </w:rPr>
-        <w:t>eff</w:t>
-      </w:r>
-      <w:r>
-        <w:t xml:space="preserve"> at each storage temperature, so the pair (T</w:t>
-      </w:r>
-      <w:r>
-        <w:rPr>
-          <w:vertAlign w:val="subscript"/>
-        </w:rPr>
-        <w:t>m</w:t>
-      </w:r>
-      <w:r>
-        <w:t>, σ) is determined only through the line z(T</w:t>
-      </w:r>
-      <w:r>
-        <w:rPr>
-          <w:vertAlign w:val="subscript"/>
-        </w:rPr>
-        <w:t>s</w:t>
-      </w:r>
-      <w:r>
-        <w:t>) = (T</w:t>
-      </w:r>
-      <w:r>
-        <w:rPr>
-          <w:vertAlign w:val="subscript"/>
-        </w:rPr>
-        <w:t>m</w:t>
-      </w:r>
-      <w:r>
-        <w:t xml:space="preserve"> − T</w:t>
-      </w:r>
-      <w:r>
-        <w:rPr>
-          <w:vertAlign w:val="subscript"/>
-        </w:rPr>
-        <w:t>s</w:t>
-      </w:r>
-      <w:r>
-        <w:t>)/σ</w:t>
-      </w:r>
-      <w:r>
-        <w:rPr>
-          <w:vertAlign w:val="subscript"/>
-        </w:rPr>
-        <w:t>eff</w:t>
-      </w:r>
-      <w:r>
-        <w:t xml:space="preserve">; an unknown </w:t>
-      </w:r>
-      <w:r>
-        <w:rPr>
-          <w:i/>
-        </w:rPr>
-        <w:t>w</w:t>
-      </w:r>
-      <w:r>
-        <w:rPr>
-          <w:vertAlign w:val="subscript"/>
-        </w:rPr>
-        <w:t>0</w:t>
-      </w:r>
-      <w:r>
-        <w:t xml:space="preserve"> would add a third, confounded parameter. To see how well the pair can be recovered, synthetic isothermal storage curves were generated with the </w:t>
-      </w:r>
-      <w:r>
-        <w:rPr>
-          <w:i/>
-        </w:rPr>
-        <w:t>population ODE</w:t>
-      </w:r>
-      <w:r>
-        <w:t xml:space="preserve"> (not with the closed form) for σ = 5.0 °C, T</w:t>
-      </w:r>
-      <w:r>
-        <w:rPr>
-          <w:vertAlign w:val="subscript"/>
-        </w:rPr>
-        <w:t>m</w:t>
-      </w:r>
-      <w:r>
-        <w:t xml:space="preserve"> = 118 °C and </w:t>
-      </w:r>
-      <w:r>
-        <w:rPr>
-          <w:i/>
-        </w:rPr>
-        <w:t>w</w:t>
-      </w:r>
-      <w:r>
-        <w:rPr>
-          <w:vertAlign w:val="subscript"/>
-        </w:rPr>
-        <w:t>0</w:t>
-      </w:r>
-      <w:r>
-        <w:t xml:space="preserve"> = 0.5 °C at three storage temperatures (112, 108, 105 °C) and five times (30–150 min), with Gaussian noise of 0.002 in conversion, and fitted by least squares with the closed form (known </w:t>
-      </w:r>
-      <w:r>
-        <w:rPr>
-          <w:i/>
-        </w:rPr>
-        <w:t>w</w:t>
-      </w:r>
-      <w:r>
-        <w:rPr>
-          <w:vertAlign w:val="subscript"/>
-        </w:rPr>
-        <w:t>0</w:t>
-      </w:r>
-      <w:r>
-        <w:t>; 200 noise realizations). The estimates are σ̂ = 7.5 ± 2.6 °C and T̂</w:t>
-      </w:r>
-      <w:r>
-        <w:rPr>
-          <w:vertAlign w:val="subscript"/>
-        </w:rPr>
-        <w:t>m</w:t>
-      </w:r>
-      <w:r>
-        <w:t xml:space="preserve"> = 120.9 ± 3.1 °C with a correlation of 0.97 (Fig. 5): the two parameters are almost degenerate in this design, and σ̂ is biased high along the degenerate direction. An independent constraint on T</w:t>
-      </w:r>
-      <w:r>
-        <w:rPr>
-          <w:vertAlign w:val="subscript"/>
-        </w:rPr>
-        <w:t>m</w:t>
-      </w:r>
-      <w:r>
-        <w:t>, here a prior of 0.5 °C (as from a calorimetric endotherm), markedly improved recovery in this tested design, to σ̂ = 5.1 ± 0.4 °C. Other temperatures, times or noise levels may also improve identifiability; no claim is made about real calorimetry.</w:t>
-      </w:r>
+        <w:t xml:space="preserve"> = 3 min, n = 3/2): steady states exact, stability from the numerical Jacobian; the last column is the fixed-ψ exponential-model estimate at the local ψ and ε of the ignition fold, for comparison.</w:t>
+      </w:r>
+    </w:p>
+    <w:tbl>
+      <w:tblPr>
+        <w:tblStyle w:val="TableGrid"/>
+        <w:tblW w:type="auto" w:w="0"/>
+        <w:jc w:val="center"/>
+        <w:tblLayout w:type="fixed"/>
+        <w:tblLook w:firstColumn="1" w:firstRow="1" w:lastColumn="0" w:lastRow="0" w:noHBand="0" w:noVBand="1" w:val="04A0"/>
+      </w:tblPr>
+      <w:tblGrid>
+        <w:gridCol w:w="864"/>
+        <w:gridCol w:w="1296"/>
+        <w:gridCol w:w="1296"/>
+        <w:gridCol w:w="1296"/>
+        <w:gridCol w:w="1440"/>
+        <w:gridCol w:w="720"/>
+        <w:gridCol w:w="1008"/>
+        <w:gridCol w:w="1296"/>
+      </w:tblGrid>
+      <w:tr>
+        <w:trPr>
+          <w:tblHeader w:val="true"/>
+        </w:trPr>
+        <w:tc>
+          <w:tcPr>
+            <w:tcW w:type="dxa" w:w="864"/>
+            <w:shd w:val="clear" w:color="auto" w:fill="E7ECF1"/>
+          </w:tcPr>
+          <w:p>
+            <w:pPr>
+              <w:spacing w:line="240" w:lineRule="auto" w:after="20"/>
+            </w:pPr>
+            <w:r/>
+            <w:r>
+              <w:rPr>
+                <w:b/>
+                <w:sz w:val="15"/>
+              </w:rPr>
+              <w:t>ΔT</w:t>
+            </w:r>
+            <w:r>
+              <w:rPr>
+                <w:b/>
+                <w:sz w:val="15"/>
+                <w:vertAlign w:val="subscript"/>
+              </w:rPr>
+              <w:t>ad</w:t>
+            </w:r>
+            <w:r>
+              <w:rPr>
+                <w:b/>
+                <w:sz w:val="15"/>
+              </w:rPr>
+              <w:t xml:space="preserve"> (K)</w:t>
+            </w:r>
+          </w:p>
+        </w:tc>
+        <w:tc>
+          <w:tcPr>
+            <w:tcW w:type="dxa" w:w="1296"/>
+            <w:shd w:val="clear" w:color="auto" w:fill="E7ECF1"/>
+          </w:tcPr>
+          <w:p>
+            <w:pPr>
+              <w:spacing w:line="240" w:lineRule="auto" w:after="20"/>
+            </w:pPr>
+            <w:r/>
+            <w:r>
+              <w:rPr>
+                <w:b/>
+                <w:sz w:val="15"/>
+              </w:rPr>
+              <w:t>T</w:t>
+            </w:r>
+            <w:r>
+              <w:rPr>
+                <w:b/>
+                <w:sz w:val="15"/>
+                <w:vertAlign w:val="subscript"/>
+              </w:rPr>
+              <w:t>∞</w:t>
+            </w:r>
+            <w:r>
+              <w:rPr>
+                <w:b/>
+                <w:sz w:val="15"/>
+              </w:rPr>
+              <w:t xml:space="preserve"> at ignition fold (°C)</w:t>
+            </w:r>
+          </w:p>
+        </w:tc>
+        <w:tc>
+          <w:tcPr>
+            <w:tcW w:type="dxa" w:w="1296"/>
+            <w:shd w:val="clear" w:color="auto" w:fill="E7ECF1"/>
+          </w:tcPr>
+          <w:p>
+            <w:pPr>
+              <w:spacing w:line="240" w:lineRule="auto" w:after="20"/>
+            </w:pPr>
+            <w:r/>
+            <w:r>
+              <w:rPr>
+                <w:b/>
+                <w:sz w:val="15"/>
+              </w:rPr>
+              <w:t>ψ, ε at that fold</w:t>
+            </w:r>
+          </w:p>
+        </w:tc>
+        <w:tc>
+          <w:tcPr>
+            <w:tcW w:type="dxa" w:w="1296"/>
+            <w:shd w:val="clear" w:color="auto" w:fill="E7ECF1"/>
+          </w:tcPr>
+          <w:p>
+            <w:pPr>
+              <w:spacing w:line="240" w:lineRule="auto" w:after="20"/>
+            </w:pPr>
+            <w:r/>
+            <w:r>
+              <w:rPr>
+                <w:b/>
+                <w:sz w:val="15"/>
+              </w:rPr>
+              <w:t>T</w:t>
+            </w:r>
+            <w:r>
+              <w:rPr>
+                <w:b/>
+                <w:sz w:val="15"/>
+                <w:vertAlign w:val="subscript"/>
+              </w:rPr>
+              <w:t>∞</w:t>
+            </w:r>
+            <w:r>
+              <w:rPr>
+                <w:b/>
+                <w:sz w:val="15"/>
+              </w:rPr>
+              <w:t xml:space="preserve"> at upper fold (°C)</w:t>
+            </w:r>
+          </w:p>
+        </w:tc>
+        <w:tc>
+          <w:tcPr>
+            <w:tcW w:type="dxa" w:w="1440"/>
+            <w:shd w:val="clear" w:color="auto" w:fill="E7ECF1"/>
+          </w:tcPr>
+          <w:p>
+            <w:pPr>
+              <w:spacing w:line="240" w:lineRule="auto" w:after="20"/>
+            </w:pPr>
+            <w:r/>
+            <w:r>
+              <w:rPr>
+                <w:b/>
+                <w:sz w:val="15"/>
+              </w:rPr>
+              <w:t>Upper branch stable from (°C)</w:t>
+            </w:r>
+          </w:p>
+        </w:tc>
+        <w:tc>
+          <w:tcPr>
+            <w:tcW w:type="dxa" w:w="720"/>
+            <w:shd w:val="clear" w:color="auto" w:fill="E7ECF1"/>
+          </w:tcPr>
+          <w:p>
+            <w:pPr>
+              <w:spacing w:line="240" w:lineRule="auto" w:after="20"/>
+            </w:pPr>
+            <w:r/>
+            <w:r>
+              <w:rPr>
+                <w:b/>
+                <w:sz w:val="15"/>
+              </w:rPr>
+              <w:t>How</w:t>
+            </w:r>
+          </w:p>
+        </w:tc>
+        <w:tc>
+          <w:tcPr>
+            <w:tcW w:type="dxa" w:w="1008"/>
+            <w:shd w:val="clear" w:color="auto" w:fill="E7ECF1"/>
+          </w:tcPr>
+          <w:p>
+            <w:pPr>
+              <w:spacing w:line="240" w:lineRule="auto" w:after="20"/>
+            </w:pPr>
+            <w:r/>
+            <w:r>
+              <w:rPr>
+                <w:b/>
+                <w:sz w:val="15"/>
+              </w:rPr>
+              <w:t>Window (K)</w:t>
+            </w:r>
+          </w:p>
+        </w:tc>
+        <w:tc>
+          <w:tcPr>
+            <w:tcW w:type="dxa" w:w="1296"/>
+            <w:shd w:val="clear" w:color="auto" w:fill="E7ECF1"/>
+          </w:tcPr>
+          <w:p>
+            <w:pPr>
+              <w:spacing w:line="240" w:lineRule="auto" w:after="20"/>
+            </w:pPr>
+            <w:r/>
+            <w:r>
+              <w:rPr>
+                <w:b/>
+                <w:sz w:val="15"/>
+              </w:rPr>
+              <w:t>Fixed-ψ estimate (K)</w:t>
+            </w:r>
+          </w:p>
+        </w:tc>
+      </w:tr>
+      <w:tr>
+        <w:tc>
+          <w:tcPr>
+            <w:tcW w:type="dxa" w:w="864"/>
+          </w:tcPr>
+          <w:p>
+            <w:pPr>
+              <w:spacing w:line="240" w:lineRule="auto" w:after="20"/>
+            </w:pPr>
+            <w:r/>
+            <w:r>
+              <w:rPr>
+                <w:sz w:val="15"/>
+              </w:rPr>
+              <w:t>120</w:t>
+            </w:r>
+          </w:p>
+        </w:tc>
+        <w:tc>
+          <w:tcPr>
+            <w:tcW w:type="dxa" w:w="1296"/>
+          </w:tcPr>
+          <w:p>
+            <w:pPr>
+              <w:spacing w:line="240" w:lineRule="auto" w:after="20"/>
+            </w:pPr>
+            <w:r/>
+            <w:r>
+              <w:rPr>
+                <w:sz w:val="15"/>
+              </w:rPr>
+              <w:t>154.70</w:t>
+            </w:r>
+          </w:p>
+        </w:tc>
+        <w:tc>
+          <w:tcPr>
+            <w:tcW w:type="dxa" w:w="1296"/>
+          </w:tcPr>
+          <w:p>
+            <w:pPr>
+              <w:spacing w:line="240" w:lineRule="auto" w:after="20"/>
+            </w:pPr>
+            <w:r/>
+            <w:r>
+              <w:rPr>
+                <w:sz w:val="15"/>
+              </w:rPr>
+              <w:t>5.02, 0.0052</w:t>
+            </w:r>
+          </w:p>
+        </w:tc>
+        <w:tc>
+          <w:tcPr>
+            <w:tcW w:type="dxa" w:w="1296"/>
+          </w:tcPr>
+          <w:p>
+            <w:pPr>
+              <w:spacing w:line="240" w:lineRule="auto" w:after="20"/>
+            </w:pPr>
+            <w:r/>
+            <w:r>
+              <w:rPr>
+                <w:sz w:val="15"/>
+              </w:rPr>
+              <w:t>152.61</w:t>
+            </w:r>
+          </w:p>
+        </w:tc>
+        <w:tc>
+          <w:tcPr>
+            <w:tcW w:type="dxa" w:w="1440"/>
+          </w:tcPr>
+          <w:p>
+            <w:pPr>
+              <w:spacing w:line="240" w:lineRule="auto" w:after="20"/>
+            </w:pPr>
+            <w:r/>
+            <w:r>
+              <w:rPr>
+                <w:sz w:val="15"/>
+              </w:rPr>
+              <w:t>152.61</w:t>
+            </w:r>
+          </w:p>
+        </w:tc>
+        <w:tc>
+          <w:tcPr>
+            <w:tcW w:type="dxa" w:w="720"/>
+          </w:tcPr>
+          <w:p>
+            <w:pPr>
+              <w:spacing w:line="240" w:lineRule="auto" w:after="20"/>
+            </w:pPr>
+            <w:r/>
+            <w:r>
+              <w:rPr>
+                <w:sz w:val="15"/>
+              </w:rPr>
+              <w:t>fold</w:t>
+            </w:r>
+          </w:p>
+        </w:tc>
+        <w:tc>
+          <w:tcPr>
+            <w:tcW w:type="dxa" w:w="1008"/>
+          </w:tcPr>
+          <w:p>
+            <w:pPr>
+              <w:spacing w:line="240" w:lineRule="auto" w:after="20"/>
+            </w:pPr>
+            <w:r/>
+            <w:r>
+              <w:rPr>
+                <w:sz w:val="15"/>
+              </w:rPr>
+              <w:t>2.1</w:t>
+            </w:r>
+          </w:p>
+        </w:tc>
+        <w:tc>
+          <w:tcPr>
+            <w:tcW w:type="dxa" w:w="1296"/>
+          </w:tcPr>
+          <w:p>
+            <w:pPr>
+              <w:spacing w:line="240" w:lineRule="auto" w:after="20"/>
+            </w:pPr>
+            <w:r/>
+            <w:r>
+              <w:rPr>
+                <w:sz w:val="15"/>
+              </w:rPr>
+              <w:t>2.7</w:t>
+            </w:r>
+          </w:p>
+        </w:tc>
+      </w:tr>
+      <w:tr>
+        <w:tc>
+          <w:tcPr>
+            <w:tcW w:type="dxa" w:w="864"/>
+          </w:tcPr>
+          <w:p>
+            <w:pPr>
+              <w:spacing w:line="240" w:lineRule="auto" w:after="20"/>
+            </w:pPr>
+            <w:r/>
+            <w:r>
+              <w:rPr>
+                <w:sz w:val="15"/>
+              </w:rPr>
+              <w:t>160</w:t>
+            </w:r>
+          </w:p>
+        </w:tc>
+        <w:tc>
+          <w:tcPr>
+            <w:tcW w:type="dxa" w:w="1296"/>
+          </w:tcPr>
+          <w:p>
+            <w:pPr>
+              <w:spacing w:line="240" w:lineRule="auto" w:after="20"/>
+            </w:pPr>
+            <w:r/>
+            <w:r>
+              <w:rPr>
+                <w:sz w:val="15"/>
+              </w:rPr>
+              <w:t>153.45</w:t>
+            </w:r>
+          </w:p>
+        </w:tc>
+        <w:tc>
+          <w:tcPr>
+            <w:tcW w:type="dxa" w:w="1296"/>
+          </w:tcPr>
+          <w:p>
+            <w:pPr>
+              <w:spacing w:line="240" w:lineRule="auto" w:after="20"/>
+            </w:pPr>
+            <w:r/>
+            <w:r>
+              <w:rPr>
+                <w:sz w:val="15"/>
+              </w:rPr>
+              <w:t>6.74, 0.0053</w:t>
+            </w:r>
+          </w:p>
+        </w:tc>
+        <w:tc>
+          <w:tcPr>
+            <w:tcW w:type="dxa" w:w="1296"/>
+          </w:tcPr>
+          <w:p>
+            <w:pPr>
+              <w:spacing w:line="240" w:lineRule="auto" w:after="20"/>
+            </w:pPr>
+            <w:r/>
+            <w:r>
+              <w:rPr>
+                <w:sz w:val="15"/>
+              </w:rPr>
+              <w:t>144.01</w:t>
+            </w:r>
+          </w:p>
+        </w:tc>
+        <w:tc>
+          <w:tcPr>
+            <w:tcW w:type="dxa" w:w="1440"/>
+          </w:tcPr>
+          <w:p>
+            <w:pPr>
+              <w:spacing w:line="240" w:lineRule="auto" w:after="20"/>
+            </w:pPr>
+            <w:r/>
+            <w:r>
+              <w:rPr>
+                <w:sz w:val="15"/>
+              </w:rPr>
+              <w:t>144.01</w:t>
+            </w:r>
+          </w:p>
+        </w:tc>
+        <w:tc>
+          <w:tcPr>
+            <w:tcW w:type="dxa" w:w="720"/>
+          </w:tcPr>
+          <w:p>
+            <w:pPr>
+              <w:spacing w:line="240" w:lineRule="auto" w:after="20"/>
+            </w:pPr>
+            <w:r/>
+            <w:r>
+              <w:rPr>
+                <w:sz w:val="15"/>
+              </w:rPr>
+              <w:t>fold</w:t>
+            </w:r>
+          </w:p>
+        </w:tc>
+        <w:tc>
+          <w:tcPr>
+            <w:tcW w:type="dxa" w:w="1008"/>
+          </w:tcPr>
+          <w:p>
+            <w:pPr>
+              <w:spacing w:line="240" w:lineRule="auto" w:after="20"/>
+            </w:pPr>
+            <w:r/>
+            <w:r>
+              <w:rPr>
+                <w:sz w:val="15"/>
+              </w:rPr>
+              <w:t>9.4</w:t>
+            </w:r>
+          </w:p>
+        </w:tc>
+        <w:tc>
+          <w:tcPr>
+            <w:tcW w:type="dxa" w:w="1296"/>
+          </w:tcPr>
+          <w:p>
+            <w:pPr>
+              <w:spacing w:line="240" w:lineRule="auto" w:after="20"/>
+            </w:pPr>
+            <w:r/>
+            <w:r>
+              <w:rPr>
+                <w:sz w:val="15"/>
+              </w:rPr>
+              <w:t>11.2</w:t>
+            </w:r>
+          </w:p>
+        </w:tc>
+      </w:tr>
+      <w:tr>
+        <w:tc>
+          <w:tcPr>
+            <w:tcW w:type="dxa" w:w="864"/>
+          </w:tcPr>
+          <w:p>
+            <w:pPr>
+              <w:spacing w:line="240" w:lineRule="auto" w:after="20"/>
+            </w:pPr>
+            <w:r/>
+            <w:r>
+              <w:rPr>
+                <w:sz w:val="15"/>
+              </w:rPr>
+              <w:t>220</w:t>
+            </w:r>
+          </w:p>
+        </w:tc>
+        <w:tc>
+          <w:tcPr>
+            <w:tcW w:type="dxa" w:w="1296"/>
+          </w:tcPr>
+          <w:p>
+            <w:pPr>
+              <w:spacing w:line="240" w:lineRule="auto" w:after="20"/>
+            </w:pPr>
+            <w:r/>
+            <w:r>
+              <w:rPr>
+                <w:sz w:val="15"/>
+              </w:rPr>
+              <w:t>152.09</w:t>
+            </w:r>
+          </w:p>
+        </w:tc>
+        <w:tc>
+          <w:tcPr>
+            <w:tcW w:type="dxa" w:w="1296"/>
+          </w:tcPr>
+          <w:p>
+            <w:pPr>
+              <w:spacing w:line="240" w:lineRule="auto" w:after="20"/>
+            </w:pPr>
+            <w:r/>
+            <w:r>
+              <w:rPr>
+                <w:sz w:val="15"/>
+              </w:rPr>
+              <w:t>9.32, 0.0053</w:t>
+            </w:r>
+          </w:p>
+        </w:tc>
+        <w:tc>
+          <w:tcPr>
+            <w:tcW w:type="dxa" w:w="1296"/>
+          </w:tcPr>
+          <w:p>
+            <w:pPr>
+              <w:spacing w:line="240" w:lineRule="auto" w:after="20"/>
+            </w:pPr>
+            <w:r/>
+            <w:r>
+              <w:rPr>
+                <w:sz w:val="15"/>
+              </w:rPr>
+              <w:t>127.15</w:t>
+            </w:r>
+          </w:p>
+        </w:tc>
+        <w:tc>
+          <w:tcPr>
+            <w:tcW w:type="dxa" w:w="1440"/>
+          </w:tcPr>
+          <w:p>
+            <w:pPr>
+              <w:spacing w:line="240" w:lineRule="auto" w:after="20"/>
+            </w:pPr>
+            <w:r/>
+            <w:r>
+              <w:rPr>
+                <w:sz w:val="15"/>
+              </w:rPr>
+              <w:t>127.89</w:t>
+            </w:r>
+          </w:p>
+        </w:tc>
+        <w:tc>
+          <w:tcPr>
+            <w:tcW w:type="dxa" w:w="720"/>
+          </w:tcPr>
+          <w:p>
+            <w:pPr>
+              <w:spacing w:line="240" w:lineRule="auto" w:after="20"/>
+            </w:pPr>
+            <w:r/>
+            <w:r>
+              <w:rPr>
+                <w:sz w:val="15"/>
+              </w:rPr>
+              <w:t>hopf</w:t>
+            </w:r>
+          </w:p>
+        </w:tc>
+        <w:tc>
+          <w:tcPr>
+            <w:tcW w:type="dxa" w:w="1008"/>
+          </w:tcPr>
+          <w:p>
+            <w:pPr>
+              <w:spacing w:line="240" w:lineRule="auto" w:after="20"/>
+            </w:pPr>
+            <w:r/>
+            <w:r>
+              <w:rPr>
+                <w:sz w:val="15"/>
+              </w:rPr>
+              <w:t>24.2</w:t>
+            </w:r>
+          </w:p>
+        </w:tc>
+        <w:tc>
+          <w:tcPr>
+            <w:tcW w:type="dxa" w:w="1296"/>
+          </w:tcPr>
+          <w:p>
+            <w:pPr>
+              <w:spacing w:line="240" w:lineRule="auto" w:after="20"/>
+            </w:pPr>
+            <w:r/>
+            <w:r>
+              <w:rPr>
+                <w:sz w:val="15"/>
+              </w:rPr>
+              <w:t>26.6</w:t>
+            </w:r>
+          </w:p>
+        </w:tc>
+      </w:tr>
+    </w:tbl>
+    <w:p>
+      <w:pPr>
+        <w:spacing w:after="40"/>
+      </w:pPr>
     </w:p>
     <w:p>
       <w:pPr>
@@ -17368,8 +18375,295 @@
       <w:r>
         <w:drawing>
           <wp:inline xmlns:a="http://schemas.openxmlformats.org/drawingml/2006/main" xmlns:pic="http://schemas.openxmlformats.org/drawingml/2006/picture">
+            <wp:extent cx="5852160" cy="2530664"/>
+            <wp:docPr id="5" name="Picture 5" descr="Two panels. (a) Conversion against wall temperature with stable and unstable steady states and up and down temperature ramps. (b) Extinction value of ln D against integrator tolerance lying between the Hopf-type point and the upper fold."/>
+            <wp:cNvGraphicFramePr>
+              <a:graphicFrameLocks noChangeAspect="1"/>
+            </wp:cNvGraphicFramePr>
+            <a:graphic>
+              <a:graphicData uri="http://schemas.openxmlformats.org/drawingml/2006/picture">
+                <pic:pic>
+                  <pic:nvPicPr>
+                    <pic:cNvPr id="0" name="fig6_arrhenius_path.png"/>
+                    <pic:cNvPicPr/>
+                  </pic:nvPicPr>
+                  <pic:blipFill>
+                    <a:blip r:embed="rId14"/>
+                    <a:stretch>
+                      <a:fillRect/>
+                    </a:stretch>
+                  </pic:blipFill>
+                  <pic:spPr>
+                    <a:xfrm>
+                      <a:off x="0" y="0"/>
+                      <a:ext cx="5852160" cy="2530664"/>
+                    </a:xfrm>
+                    <a:prstGeom prst="rect"/>
+                  </pic:spPr>
+                </pic:pic>
+              </a:graphicData>
+            </a:graphic>
+          </wp:inline>
+        </w:drawing>
+      </w:r>
+    </w:p>
+    <w:p>
+      <w:pPr>
+        <w:keepNext w:val="0"/>
+        <w:spacing w:line="276" w:lineRule="auto" w:after="200"/>
+      </w:pPr>
+      <w:r>
+        <w:rPr>
+          <w:b/>
+          <w:sz w:val="19"/>
+        </w:rPr>
+        <w:t>Fig. 5</w:t>
+      </w:r>
+      <w:r>
+        <w:rPr>
+          <w:sz w:val="19"/>
+        </w:rPr>
+        <w:t xml:space="preserve"> (a) Steady states (solid: stable; dashed: unstable) and temperature ramps on the Arrhenius path (ΔT</w:t>
+      </w:r>
+      <w:r>
+        <w:rPr>
+          <w:sz w:val="19"/>
+          <w:vertAlign w:val="subscript"/>
+        </w:rPr>
+        <w:t>ad</w:t>
+      </w:r>
+      <w:r>
+        <w:rPr>
+          <w:sz w:val="19"/>
+        </w:rPr>
+        <w:t xml:space="preserve"> = 220 K, τ</w:t>
+      </w:r>
+      <w:r>
+        <w:rPr>
+          <w:sz w:val="19"/>
+          <w:vertAlign w:val="subscript"/>
+        </w:rPr>
+        <w:t>res</w:t>
+      </w:r>
+      <w:r>
+        <w:rPr>
+          <w:sz w:val="19"/>
+        </w:rPr>
+        <w:t xml:space="preserve"> = τ</w:t>
+      </w:r>
+      <w:r>
+        <w:rPr>
+          <w:sz w:val="19"/>
+          <w:vertAlign w:val="subscript"/>
+        </w:rPr>
+        <w:t>th</w:t>
+      </w:r>
+      <w:r>
+        <w:rPr>
+          <w:sz w:val="19"/>
+        </w:rPr>
+        <w:t xml:space="preserve"> = 3 min); the dash-dot lines mark the stable window. (b) Value of ln D at which the sweep of the exponential model (ψ = 20, v = 0.001) leaves the upper branch, against the integrator tolerance, between the Hopf-type point and the upper fold.</w:t>
+      </w:r>
+    </w:p>
+    <w:p>
+      <w:pPr>
+        <w:pStyle w:val="Heading2"/>
+      </w:pPr>
+      <w:r>
+        <w:rPr>
+          <w:rFonts w:ascii="Times New Roman" w:hAnsi="Times New Roman"/>
+        </w:rPr>
+        <w:t>F. Closed forms as fitting functions: a synthetic-data test</w:t>
+      </w:r>
+    </w:p>
+    <w:p>
+      <w:pPr>
+        <w:keepNext w:val="0"/>
+        <w:jc w:val="both"/>
+      </w:pPr>
+      <w:r>
+        <w:t xml:space="preserve">With a known logistic width </w:t>
+      </w:r>
+      <w:r>
+        <w:rPr>
+          <w:i/>
+        </w:rPr>
+        <w:t>w</w:t>
+      </w:r>
+      <w:r>
+        <w:rPr>
+          <w:vertAlign w:val="subscript"/>
+        </w:rPr>
+        <w:t>0</w:t>
+      </w:r>
+      <w:r>
+        <w:t>, the storage curves depend on the capsule population only through the open fraction, i.e. through z = (T</w:t>
+      </w:r>
+      <w:r>
+        <w:rPr>
+          <w:vertAlign w:val="subscript"/>
+        </w:rPr>
+        <w:t>m</w:t>
+      </w:r>
+      <w:r>
+        <w:t xml:space="preserve"> − T</w:t>
+      </w:r>
+      <w:r>
+        <w:rPr>
+          <w:vertAlign w:val="subscript"/>
+        </w:rPr>
+        <w:t>s</w:t>
+      </w:r>
+      <w:r>
+        <w:t>)/σ</w:t>
+      </w:r>
+      <w:r>
+        <w:rPr>
+          <w:vertAlign w:val="subscript"/>
+        </w:rPr>
+        <w:t>eff</w:t>
+      </w:r>
+      <w:r>
+        <w:t xml:space="preserve"> at each storage temperature, so the pair (T</w:t>
+      </w:r>
+      <w:r>
+        <w:rPr>
+          <w:vertAlign w:val="subscript"/>
+        </w:rPr>
+        <w:t>m</w:t>
+      </w:r>
+      <w:r>
+        <w:t>, σ) is determined only through the line z(T</w:t>
+      </w:r>
+      <w:r>
+        <w:rPr>
+          <w:vertAlign w:val="subscript"/>
+        </w:rPr>
+        <w:t>s</w:t>
+      </w:r>
+      <w:r>
+        <w:t>) = (T</w:t>
+      </w:r>
+      <w:r>
+        <w:rPr>
+          <w:vertAlign w:val="subscript"/>
+        </w:rPr>
+        <w:t>m</w:t>
+      </w:r>
+      <w:r>
+        <w:t xml:space="preserve"> − T</w:t>
+      </w:r>
+      <w:r>
+        <w:rPr>
+          <w:vertAlign w:val="subscript"/>
+        </w:rPr>
+        <w:t>s</w:t>
+      </w:r>
+      <w:r>
+        <w:t>)/σ</w:t>
+      </w:r>
+      <w:r>
+        <w:rPr>
+          <w:vertAlign w:val="subscript"/>
+        </w:rPr>
+        <w:t>eff</w:t>
+      </w:r>
+      <w:r>
+        <w:t xml:space="preserve">; an unknown </w:t>
+      </w:r>
+      <w:r>
+        <w:rPr>
+          <w:i/>
+        </w:rPr>
+        <w:t>w</w:t>
+      </w:r>
+      <w:r>
+        <w:rPr>
+          <w:vertAlign w:val="subscript"/>
+        </w:rPr>
+        <w:t>0</w:t>
+      </w:r>
+      <w:r>
+        <w:t xml:space="preserve"> would add a third, confounded parameter. To see how well the pair can be recovered, synthetic isothermal storage curves were generated with the </w:t>
+      </w:r>
+      <w:r>
+        <w:rPr>
+          <w:i/>
+        </w:rPr>
+        <w:t>population ODE</w:t>
+      </w:r>
+      <w:r>
+        <w:t xml:space="preserve"> (not with the closed form) for σ = 5.0 °C, T</w:t>
+      </w:r>
+      <w:r>
+        <w:rPr>
+          <w:vertAlign w:val="subscript"/>
+        </w:rPr>
+        <w:t>m</w:t>
+      </w:r>
+      <w:r>
+        <w:t xml:space="preserve"> = 118 °C and </w:t>
+      </w:r>
+      <w:r>
+        <w:rPr>
+          <w:i/>
+        </w:rPr>
+        <w:t>w</w:t>
+      </w:r>
+      <w:r>
+        <w:rPr>
+          <w:vertAlign w:val="subscript"/>
+        </w:rPr>
+        <w:t>0</w:t>
+      </w:r>
+      <w:r>
+        <w:t xml:space="preserve"> = 0.5 °C at three storage temperatures (112, 108, 105 °C) and five times (30–150 min), with Gaussian noise of 0.002 in conversion, and fitted by least squares with the closed form (known </w:t>
+      </w:r>
+      <w:r>
+        <w:rPr>
+          <w:i/>
+        </w:rPr>
+        <w:t>w</w:t>
+      </w:r>
+      <w:r>
+        <w:rPr>
+          <w:vertAlign w:val="subscript"/>
+        </w:rPr>
+        <w:t>0</w:t>
+      </w:r>
+      <w:r>
+        <w:t>; 200 noise realizations). The estimates are σ̂ = 7.5 ± 2.6 °C and T̂</w:t>
+      </w:r>
+      <w:r>
+        <w:rPr>
+          <w:vertAlign w:val="subscript"/>
+        </w:rPr>
+        <w:t>m</w:t>
+      </w:r>
+      <w:r>
+        <w:t xml:space="preserve"> = 120.9 ± 3.1 °C with a correlation of 0.97 (Fig. 6): the two parameters are almost degenerate in this design, and σ̂ is biased high along the degenerate direction. An independent constraint on T</w:t>
+      </w:r>
+      <w:r>
+        <w:rPr>
+          <w:vertAlign w:val="subscript"/>
+        </w:rPr>
+        <w:t>m</w:t>
+      </w:r>
+      <w:r>
+        <w:t>, here a prior of 0.5 °C (as from a calorimetric endotherm), markedly improved recovery in this tested design, to σ̂ = 5.1 ± 0.4 °C. Other temperatures, times or noise levels may also improve identifiability; no claim is made about real calorimetry.</w:t>
+      </w:r>
+    </w:p>
+    <w:p>
+      <w:pPr>
+        <w:keepNext/>
+        <w:spacing w:before="160" w:after="40"/>
+        <w:jc w:val="center"/>
+      </w:pPr>
+      <w:r>
+        <w:drawing>
+          <wp:inline xmlns:a="http://schemas.openxmlformats.org/drawingml/2006/main" xmlns:pic="http://schemas.openxmlformats.org/drawingml/2006/picture">
             <wp:extent cx="3291840" cy="2834640"/>
-            <wp:docPr id="5" name="Picture 5" descr="Scatter of recovered mean melting temperature and spread, elongated along a degenerate direction around the true value."/>
+            <wp:docPr id="6" name="Picture 6" descr="Scatter of recovered mean melting temperature and spread, elongated along a degenerate direction around the true value."/>
             <wp:cNvGraphicFramePr>
               <a:graphicFrameLocks noChangeAspect="1"/>
             </wp:cNvGraphicFramePr>
@@ -17381,7 +18675,7 @@
                     <pic:cNvPicPr/>
                   </pic:nvPicPr>
                   <pic:blipFill>
-                    <a:blip r:embed="rId14"/>
+                    <a:blip r:embed="rId15"/>
                     <a:stretch>
                       <a:fillRect/>
                     </a:stretch>
@@ -17410,7 +18704,7 @@
           <w:b/>
           <w:sz w:val="19"/>
         </w:rPr>
-        <w:t>Fig. 5</w:t>
+        <w:t>Fig. 6</w:t>
       </w:r>
       <w:r>
         <w:rPr>
@@ -17453,7 +18747,7 @@
           <w:b/>
           <w:sz w:val="19"/>
         </w:rPr>
-        <w:t>Table 8</w:t>
+        <w:t>Table 10</w:t>
       </w:r>
       <w:r>
         <w:rPr>
@@ -18047,7 +19341,7 @@
               <w:rPr>
                 <w:sz w:val="16"/>
               </w:rPr>
-              <w:t>Jacobian exact; stable window computed; checked by simulation</w:t>
+              <w:t>Jacobian exact; stable window computed; checked by simulation; Hopf character numerical</w:t>
             </w:r>
           </w:p>
         </w:tc>
@@ -18081,7 +19375,129 @@
               <w:rPr>
                 <w:sz w:val="16"/>
               </w:rPr>
-              <w:t>Loss of stability at the Hopf-type point studied for ψ = 20 only; unstable cycle not computed</w:t>
+              <w:t>Hopf-type point studied for ψ = 20 only (subcritical bifurcation indicated numerically, no Lyapunov coefficient); convergence of sweep loops to the attractor loop area unconfirmed (noise dependent)</w:t>
+            </w:r>
+          </w:p>
+        </w:tc>
+      </w:tr>
+      <w:tr>
+        <w:tc>
+          <w:tcPr>
+            <w:tcW w:type="dxa" w:w="2160"/>
+          </w:tcPr>
+          <w:p>
+            <w:pPr>
+              <w:spacing w:line="240" w:lineRule="auto" w:after="20"/>
+            </w:pPr>
+            <w:r/>
+            <w:r>
+              <w:rPr>
+                <w:sz w:val="16"/>
+              </w:rPr>
+              <w:t>Temperature path (Arrhenius)</w:t>
+            </w:r>
+          </w:p>
+        </w:tc>
+        <w:tc>
+          <w:tcPr>
+            <w:tcW w:type="dxa" w:w="2160"/>
+          </w:tcPr>
+          <w:p>
+            <w:pPr>
+              <w:spacing w:line="240" w:lineRule="auto" w:after="20"/>
+            </w:pPr>
+            <w:r/>
+            <w:r>
+              <w:rPr>
+                <w:sz w:val="16"/>
+              </w:rPr>
+              <w:t>Steady states exact; stability numerical</w:t>
+            </w:r>
+          </w:p>
+        </w:tc>
+        <w:tc>
+          <w:tcPr>
+            <w:tcW w:type="dxa" w:w="2592"/>
+          </w:tcPr>
+          <w:p>
+            <w:pPr>
+              <w:spacing w:line="240" w:lineRule="auto" w:after="20"/>
+            </w:pPr>
+            <w:r/>
+            <w:r>
+              <w:rPr>
+                <w:sz w:val="16"/>
+              </w:rPr>
+              <w:t>τ</w:t>
+            </w:r>
+            <w:r>
+              <w:rPr>
+                <w:sz w:val="16"/>
+                <w:vertAlign w:val="subscript"/>
+              </w:rPr>
+              <w:t>res</w:t>
+            </w:r>
+            <w:r>
+              <w:rPr>
+                <w:sz w:val="16"/>
+              </w:rPr>
+              <w:t xml:space="preserve"> = τ</w:t>
+            </w:r>
+            <w:r>
+              <w:rPr>
+                <w:sz w:val="16"/>
+                <w:vertAlign w:val="subscript"/>
+              </w:rPr>
+              <w:t>th</w:t>
+            </w:r>
+            <w:r>
+              <w:rPr>
+                <w:sz w:val="16"/>
+              </w:rPr>
+              <w:t xml:space="preserve"> = 3 min, n = 3/2, ΔT</w:t>
+            </w:r>
+            <w:r>
+              <w:rPr>
+                <w:sz w:val="16"/>
+                <w:vertAlign w:val="subscript"/>
+              </w:rPr>
+              <w:t>ad</w:t>
+            </w:r>
+            <w:r>
+              <w:rPr>
+                <w:sz w:val="16"/>
+              </w:rPr>
+              <w:t xml:space="preserve"> = 120, 160, 220 K</w:t>
+            </w:r>
+          </w:p>
+        </w:tc>
+        <w:tc>
+          <w:tcPr>
+            <w:tcW w:type="dxa" w:w="2880"/>
+          </w:tcPr>
+          <w:p>
+            <w:pPr>
+              <w:spacing w:line="240" w:lineRule="auto" w:after="20"/>
+            </w:pPr>
+            <w:r/>
+            <w:r>
+              <w:rPr>
+                <w:sz w:val="16"/>
+              </w:rPr>
+              <w:t>Other τ, ϑ, ΔT</w:t>
+            </w:r>
+            <w:r>
+              <w:rPr>
+                <w:sz w:val="16"/>
+                <w:vertAlign w:val="subscript"/>
+              </w:rPr>
+              <w:t>ad</w:t>
+            </w:r>
+            <w:r>
+              <w:rPr>
+                <w:sz w:val="16"/>
+              </w:rPr>
+              <w:t xml:space="preserve"> not scanned; sweeps not converged</w:t>
             </w:r>
           </w:p>
         </w:tc>
@@ -18182,7 +19598,7 @@
         <w:jc w:val="both"/>
       </w:pPr>
       <w:r>
-        <w:t>Three approximations carry the paper: the lumped, well-mixed energy balance; the exponential linearization of the Arrhenius law near the fold; and the Gaussian, independent-capsule description of the population. The first is a deliberate scope limit and the second is quantified (Table 5); the third is tested only against population equations that use the same description.</w:t>
+        <w:t>Three approximations carry the paper: the lumped, well-mixed energy balance; the exponential linearization of the Arrhenius law near the fold; and the Gaussian, independent-capsule description of the population. The first is a deliberate scope limit and the second is quantified (Table 6); the third is tested only against population equations that use the same description.</w:t>
       </w:r>
     </w:p>
     <w:p>
@@ -18298,19 +19714,19 @@
         <w:rPr>
           <w:i/>
         </w:rPr>
-        <w:t>Static hysteresis.</w:t>
-      </w:r>
-      <w:r>
-        <w:t xml:space="preserve"> In a continuously fed reactor with flow rate and wall time constant held fixed, a temperature sweep (the path of Section III E) should give a loop whose area converges to a nonzero limit as the sweep slows when ψ is sufficiently above its threshold, and to zero when κ &lt; κ</w:t>
+        <w:t>Window of two stable states.</w:t>
+      </w:r>
+      <w:r>
+        <w:t xml:space="preserve"> In a continuously fed reactor with flow rate and wall time constant held fixed, a slow ramp of the wall temperature up and down should show an ignition at the temperature of the lower fold and an extinction at a lower temperature, with a window of the width computed for the actual (Arrhenius) path (Table Table 9; 24 K for the illustrative ΔT</w:t>
       </w:r>
       <w:r>
         <w:rPr>
           <w:vertAlign w:val="subscript"/>
         </w:rPr>
-        <w:t>c</w:t>
-      </w:r>
-      <w:r>
-        <w:t>; a loop that closes as the sweep slows is rate dependent and not bistability. A sweep of the flow rate at fixed temperature is a different path (ϑ changes) and is not covered by the analysis.</w:t>
+        <w:t>ad</w:t>
+      </w:r>
+      <w:r>
+        <w:t xml:space="preserve"> = 220 K). The loop must be examined as the ramp slows; a loop that closes is rate dependent and not bistability. Where the upper state is lost at a Hopf-type point the extinction temperature is expected to lie between the Hopf-type point and the upper fold and to depend on the noise level of the experiment, so a single extinction temperature should not be predicted there. A sweep of the flow rate at fixed temperature is a different path (ϑ changes) and is not covered by the analysis.</w:t>
       </w:r>
     </w:p>
     <w:p>
@@ -18372,10 +19788,10 @@
         <w:rPr>
           <w:i/>
         </w:rPr>
-        <w:t>Nature of the Hopf-type point.</w:t>
-      </w:r>
-      <w:r>
-        <w:t xml:space="preserve"> Whether the loss of stability of the upper branch of the flow reactor is sub- or supercritical in general, and the unstable cycle that mediates it, were studied only for ψ = 20. (d) </w:t>
+        <w:t>Hopf-type point and slow passage.</w:t>
+      </w:r>
+      <w:r>
+        <w:t xml:space="preserve"> The first Lyapunov coefficient, the unstable cycle, and an analysis of the slow passage (noise-limited delay) that would predict the limit of the sweep loops were not attempted; the sub- or supercritical character was probed only for ψ = 20. (d) </w:t>
       </w:r>
       <w:r>
         <w:rPr>
@@ -18494,7 +19910,7 @@
         <w:t>c</w:t>
       </w:r>
       <w:r>
-        <w:t>, but the upper branch can lose stability at a Hopf-type point before its fold, so the hysteresis window and its loop area must be computed from the stable states (Proposition 5). All results are tested against the full equations; none is tested against experiment, and the parameters are illustrative.</w:t>
+        <w:t>, but the upper branch can lose stability at a Hopf-type point before its fold, so the hysteresis window and its loop area must be computed from the stable states, and sweep loops through that point depend on noise (Proposition 5). All results are tested against the full equations; none is tested against experiment, and the parameters are illustrative.</w:t>
       </w:r>
     </w:p>
     <w:p>
@@ -18580,7 +19996,7 @@
         <w:t>Data availability.</w:t>
       </w:r>
       <w:r>
-        <w:t xml:space="preserve"> The model code, the closed-form module, the tests, the figure scripts, the results file (results.json) and the manuscript builder are available at https://github.com/sandlerleon/gated-autocatalysis-criticality (release v1.1.0) and archived on Zenodo at https://doi.org/10.5281/zenodo.23225439; this manuscript is archived as a preprint at https://doi.org/10.5281/zenodo.23225440.</w:t>
+        <w:t xml:space="preserve"> The model code, the closed-form module, the tests, the figure scripts, the results file (results.json) and the manuscript builder are available at https://github.com/sandlerleon/gated-autocatalysis-criticality (release v1.2.0) and archived on Zenodo at https://doi.org/10.5281/zenodo.23226528; this manuscript is archived as a preprint at https://doi.org/10.5281/zenodo.23226529.</w:t>
       </w:r>
     </w:p>
     <w:p>
@@ -18642,7 +20058,7 @@
         <w:t>−1</w:t>
       </w:r>
       <w:r>
-        <w:t>[(i − 1/2)/K]. Convergence: relative to K = 3201 the storage conversion at K = 801 differs by at most 1.0e-02, and relative to step 0.0125 min the step 0.05 min differs by at most 3.1e-14 (Table 9; difference = value/reference − 1).</w:t>
+        <w:t>[(i − 1/2)/K]. Convergence: relative to K = 3201 the storage conversion at K = 801 differs by at most 1.0e-02, and relative to step 0.0125 min the step 0.05 min differs by at most 3.1e-14 (Table 11; difference = value/reference − 1).</w:t>
       </w:r>
     </w:p>
     <w:p>
@@ -18768,6 +20184,123 @@
         <w:rPr>
           <w:i/>
         </w:rPr>
+        <w:t>Noise and temperature-path studies.</w:t>
+      </w:r>
+      <w:r>
+        <w:t xml:space="preserve"> The tolerance study uses LSODA with (rtol, atol) = (10</w:t>
+      </w:r>
+      <w:r>
+        <w:rPr>
+          <w:vertAlign w:val="superscript"/>
+        </w:rPr>
+        <w:t>−6</w:t>
+      </w:r>
+      <w:r>
+        <w:t>, 10</w:t>
+      </w:r>
+      <w:r>
+        <w:rPr>
+          <w:vertAlign w:val="superscript"/>
+        </w:rPr>
+        <w:t>−9</w:t>
+      </w:r>
+      <w:r>
+        <w:t>), (10</w:t>
+      </w:r>
+      <w:r>
+        <w:rPr>
+          <w:vertAlign w:val="superscript"/>
+        </w:rPr>
+        <w:t>−8</w:t>
+      </w:r>
+      <w:r>
+        <w:t>, 10</w:t>
+      </w:r>
+      <w:r>
+        <w:rPr>
+          <w:vertAlign w:val="superscript"/>
+        </w:rPr>
+        <w:t>−12</w:t>
+      </w:r>
+      <w:r>
+        <w:t>), (10</w:t>
+      </w:r>
+      <w:r>
+        <w:rPr>
+          <w:vertAlign w:val="superscript"/>
+        </w:rPr>
+        <w:t>−10</w:t>
+      </w:r>
+      <w:r>
+        <w:t>, 10</w:t>
+      </w:r>
+      <w:r>
+        <w:rPr>
+          <w:vertAlign w:val="superscript"/>
+        </w:rPr>
+        <w:t>−14</w:t>
+      </w:r>
+      <w:r>
+        <w:t>) and (10</w:t>
+      </w:r>
+      <w:r>
+        <w:rPr>
+          <w:vertAlign w:val="superscript"/>
+        </w:rPr>
+        <w:t>−12</w:t>
+      </w:r>
+      <w:r>
+        <w:t>, 10</w:t>
+      </w:r>
+      <w:r>
+        <w:rPr>
+          <w:vertAlign w:val="superscript"/>
+        </w:rPr>
+        <w:t>−16</w:t>
+      </w:r>
+      <w:r>
+        <w:t>) at v = 0.001; the basin radius is bisected (26 steps, bracket [10</w:t>
+      </w:r>
+      <w:r>
+        <w:rPr>
+          <w:vertAlign w:val="superscript"/>
+        </w:rPr>
+        <w:t>−6</w:t>
+      </w:r>
+      <w:r>
+        <w:t>, 0.5]) in the direction of −θ with end time 2500 residence times. The Arrhenius temperature path uses 4000 conversion points for the steady curve (brentq xtol 10</w:t>
+      </w:r>
+      <w:r>
+        <w:rPr>
+          <w:vertAlign w:val="superscript"/>
+        </w:rPr>
+        <w:t>−10</w:t>
+      </w:r>
+      <w:r>
+        <w:t xml:space="preserve"> in T), a central-difference Jacobian, and LSODA ramps (rtol 10</w:t>
+      </w:r>
+      <w:r>
+        <w:rPr>
+          <w:vertAlign w:val="superscript"/>
+        </w:rPr>
+        <w:t>−8</w:t>
+      </w:r>
+      <w:r>
+        <w:t>, atol 10</w:t>
+      </w:r>
+      <w:r>
+        <w:rPr>
+          <w:vertAlign w:val="superscript"/>
+        </w:rPr>
+        <w:t>−10</w:t>
+      </w:r>
+      <w:r>
+        <w:t xml:space="preserve">, dwell 20 residence times, bounds from 15 K below the window to 15 K above it). </w:t>
+      </w:r>
+      <w:r>
+        <w:rPr>
+          <w:i/>
+        </w:rPr>
         <w:t>Thresholds.</w:t>
       </w:r>
       <w:r>
@@ -18885,7 +20418,7 @@
         <w:t>Software.</w:t>
       </w:r>
       <w:r>
-        <w:t xml:space="preserve"> Python 3.11.9, NumPy 2.4.6, SciPy 1.17.1; release v1.1.0 of the repository contains the exact scripts and results.json.</w:t>
+        <w:t xml:space="preserve"> Python 3.11.9, NumPy 2.4.6, SciPy 1.17.1; release v1.2.0 of the repository contains the exact scripts and results.json.</w:t>
       </w:r>
     </w:p>
     <w:p>
@@ -18898,7 +20431,7 @@
           <w:b/>
           <w:sz w:val="19"/>
         </w:rPr>
-        <w:t>Table 9</w:t>
+        <w:t>Table 11</w:t>
       </w:r>
       <w:r>
         <w:rPr>
@@ -20798,7 +22331,7 @@
           <w:b/>
           <w:sz w:val="19"/>
         </w:rPr>
-        <w:t>Table 10</w:t>
+        <w:t>Table 12</w:t>
       </w:r>
       <w:r>
         <w:rPr>
@@ -21383,7 +22916,7 @@
               <w:rPr>
                 <w:sz w:val="16"/>
               </w:rPr>
-              <w:t>ψ = 3, 4.5, 6, 8, 12, 20; v = 0.02–0.001</w:t>
+              <w:t>ψ = 3, 4.5, 6, 8, 12, 20; v = 0.02–0.0002</w:t>
             </w:r>
           </w:p>
         </w:tc>
@@ -21401,6 +22934,199 @@
                 <w:sz w:val="16"/>
               </w:rPr>
               <w:t>Eqs. (17), (18), attractor loop area</w:t>
+            </w:r>
+          </w:p>
+        </w:tc>
+      </w:tr>
+      <w:tr>
+        <w:tc>
+          <w:tcPr>
+            <w:tcW w:type="dxa" w:w="2160"/>
+          </w:tcPr>
+          <w:p>
+            <w:pPr>
+              <w:spacing w:line="240" w:lineRule="auto" w:after="20"/>
+            </w:pPr>
+            <w:r/>
+            <w:r>
+              <w:rPr>
+                <w:sz w:val="16"/>
+              </w:rPr>
+              <w:t>Hopf-type point and noise</w:t>
+            </w:r>
+          </w:p>
+        </w:tc>
+        <w:tc>
+          <w:tcPr>
+            <w:tcW w:type="dxa" w:w="3024"/>
+          </w:tcPr>
+          <w:p>
+            <w:pPr>
+              <w:spacing w:line="240" w:lineRule="auto" w:after="20"/>
+            </w:pPr>
+            <w:r/>
+            <w:r>
+              <w:rPr>
+                <w:sz w:val="16"/>
+              </w:rPr>
+              <w:t>Eigenvalues, basin radius, tolerance study</w:t>
+            </w:r>
+          </w:p>
+        </w:tc>
+        <w:tc>
+          <w:tcPr>
+            <w:tcW w:type="dxa" w:w="2880"/>
+          </w:tcPr>
+          <w:p>
+            <w:pPr>
+              <w:spacing w:line="240" w:lineRule="auto" w:after="20"/>
+            </w:pPr>
+            <w:r/>
+            <w:r>
+              <w:rPr>
+                <w:sz w:val="16"/>
+              </w:rPr>
+              <w:t>ψ = 20; ln D</w:t>
+            </w:r>
+            <w:r>
+              <w:rPr>
+                <w:sz w:val="16"/>
+                <w:vertAlign w:val="subscript"/>
+              </w:rPr>
+              <w:t>H</w:t>
+            </w:r>
+            <w:r>
+              <w:rPr>
+                <w:sz w:val="16"/>
+              </w:rPr>
+              <w:t xml:space="preserve"> + 0.01 to + 0.95; rtol 10</w:t>
+            </w:r>
+            <w:r>
+              <w:rPr>
+                <w:sz w:val="16"/>
+                <w:vertAlign w:val="superscript"/>
+              </w:rPr>
+              <w:t>−6</w:t>
+            </w:r>
+            <w:r>
+              <w:rPr>
+                <w:sz w:val="16"/>
+              </w:rPr>
+              <w:t>–10</w:t>
+            </w:r>
+            <w:r>
+              <w:rPr>
+                <w:sz w:val="16"/>
+                <w:vertAlign w:val="superscript"/>
+              </w:rPr>
+              <w:t>−12</w:t>
+            </w:r>
+          </w:p>
+        </w:tc>
+        <w:tc>
+          <w:tcPr>
+            <w:tcW w:type="dxa" w:w="2016"/>
+          </w:tcPr>
+          <w:p>
+            <w:pPr>
+              <w:spacing w:line="240" w:lineRule="auto" w:after="20"/>
+            </w:pPr>
+            <w:r/>
+            <w:r>
+              <w:rPr>
+                <w:sz w:val="16"/>
+              </w:rPr>
+              <w:t>Transversality, ω, attractor and fold-to-fold areas</w:t>
+            </w:r>
+          </w:p>
+        </w:tc>
+      </w:tr>
+      <w:tr>
+        <w:tc>
+          <w:tcPr>
+            <w:tcW w:type="dxa" w:w="2160"/>
+          </w:tcPr>
+          <w:p>
+            <w:pPr>
+              <w:spacing w:line="240" w:lineRule="auto" w:after="20"/>
+            </w:pPr>
+            <w:r/>
+            <w:r>
+              <w:rPr>
+                <w:sz w:val="16"/>
+              </w:rPr>
+              <w:t>Arrhenius temperature path</w:t>
+            </w:r>
+          </w:p>
+        </w:tc>
+        <w:tc>
+          <w:tcPr>
+            <w:tcW w:type="dxa" w:w="3024"/>
+          </w:tcPr>
+          <w:p>
+            <w:pPr>
+              <w:spacing w:line="240" w:lineRule="auto" w:after="20"/>
+            </w:pPr>
+            <w:r/>
+            <w:r>
+              <w:rPr>
+                <w:sz w:val="16"/>
+              </w:rPr>
+              <w:t>Exact steady states, Jacobian, LSODA ramps</w:t>
+            </w:r>
+          </w:p>
+        </w:tc>
+        <w:tc>
+          <w:tcPr>
+            <w:tcW w:type="dxa" w:w="2880"/>
+          </w:tcPr>
+          <w:p>
+            <w:pPr>
+              <w:spacing w:line="240" w:lineRule="auto" w:after="20"/>
+            </w:pPr>
+            <w:r/>
+            <w:r>
+              <w:rPr>
+                <w:sz w:val="16"/>
+              </w:rPr>
+              <w:t>ΔT</w:t>
+            </w:r>
+            <w:r>
+              <w:rPr>
+                <w:sz w:val="16"/>
+                <w:vertAlign w:val="subscript"/>
+              </w:rPr>
+              <w:t>ad</w:t>
+            </w:r>
+            <w:r>
+              <w:rPr>
+                <w:sz w:val="16"/>
+              </w:rPr>
+              <w:t xml:space="preserve"> = 120, 160, 220 K; ramps 2–0.02 K per τ</w:t>
+            </w:r>
+            <w:r>
+              <w:rPr>
+                <w:sz w:val="16"/>
+                <w:vertAlign w:val="subscript"/>
+              </w:rPr>
+              <w:t>res</w:t>
+            </w:r>
+          </w:p>
+        </w:tc>
+        <w:tc>
+          <w:tcPr>
+            <w:tcW w:type="dxa" w:w="2016"/>
+          </w:tcPr>
+          <w:p>
+            <w:pPr>
+              <w:spacing w:line="240" w:lineRule="auto" w:after="20"/>
+            </w:pPr>
+            <w:r/>
+            <w:r>
+              <w:rPr>
+                <w:sz w:val="16"/>
+              </w:rPr>
+              <w:t>Table Table 9</w:t>
             </w:r>
           </w:p>
         </w:tc>
